--- a/svoyo-delo/대본/5부/02화_Piter.docx
+++ b/svoyo-delo/대본/5부/02화_Piter.docx
@@ -459,7 +459,7 @@
         <w:t xml:space="preserve"> </w:t>
       </w:r>
       <w:r>
-        <w:t xml:space="preserve">- 규칙: 지문 없음. 전 화 100% 「화자명: 대사」. 1턴 18단어 이내 + 긴 턴 10~15회(30~55단어). 문법 초점(B2+): 계약 조건문(Если план не выполнен… — эксклюзив прекращается), 미래 vs 의도(начнёте / собираетесь начать), 대조(Платное — …, бесплатное — …).</w:t>
+        <w:t xml:space="preserve">- 규칙: 지문 없음. 전 화 100% 「화자명: 대사」. 1턴 24단어 이내 + 긴 턴 10~15회(35~60단어). 문법 초점(B2+): 계약 조건문(Если план не выполнен… — эксклюзив прекращается), 미래 vs 의도(начнёте / собираетесь начать), 대조(Платное — …, бесплатное — …).</w:t>
       </w:r>
       <w:r>
         <w:t xml:space="preserve"> </w:t>
@@ -1442,119 +1442,119 @@
         <w:pStyle w:val="FirstParagraph"/>
       </w:pPr>
       <w:r>
-        <w:t xml:space="preserve">MARINA: Десять ноль-ноль. Здравствуйте. Это она? Картонка?</w:t>
-      </w:r>
-    </w:p>
-    <w:p>
-      <w:pPr>
-        <w:pStyle w:val="BodyText"/>
-      </w:pPr>
-      <w:r>
-        <w:t xml:space="preserve">ALEKSEY: Она. Бабушкина. Сорок лет висела над дверью медпункта в деревне. Три года — здесь, над нашей. Её никто не снимает. Это записано в нашем корпоративном договоре. Пункт восьмой. Юрист сначала смеялся.</w:t>
-      </w:r>
-    </w:p>
-    <w:p>
-      <w:pPr>
-        <w:pStyle w:val="BodyText"/>
-      </w:pPr>
-      <w:r>
-        <w:t xml:space="preserve">MARINA: Висит криво. Как на фото. Хорошо, что не поправили.</w:t>
-      </w:r>
-    </w:p>
-    <w:p>
-      <w:pPr>
-        <w:pStyle w:val="BodyText"/>
-      </w:pPr>
-      <w:r>
-        <w:t xml:space="preserve">IRINA: Я поправляла. Дважды. Она возвращается. Наверное, гвоздь старый.</w:t>
-      </w:r>
-    </w:p>
-    <w:p>
-      <w:pPr>
-        <w:pStyle w:val="BodyText"/>
-      </w:pPr>
-      <w:r>
-        <w:t xml:space="preserve">MARINA: Гвоздь знает лучше. Не спорьте с гвоздём. Это моя тренер. Ирма Тиграновна Саркисян.</w:t>
-      </w:r>
-    </w:p>
-    <w:p>
-      <w:pPr>
-        <w:pStyle w:val="BodyText"/>
-      </w:pPr>
-      <w:r>
-        <w:t xml:space="preserve">IRMA: Здравствуйте. Двадцать два года практики. Я приехала сдавать экзамен. Мне сказали — строгий.</w:t>
-      </w:r>
-    </w:p>
-    <w:p>
-      <w:pPr>
-        <w:pStyle w:val="BodyText"/>
-      </w:pPr>
-      <w:r>
-        <w:t xml:space="preserve">KORNILOVA: Строгий. Вы сдадите сегодня теорию. Практику — завтра. Если сдадите теорию.</w:t>
-      </w:r>
-    </w:p>
-    <w:p>
-      <w:pPr>
-        <w:pStyle w:val="BodyText"/>
-      </w:pPr>
-      <w:r>
-        <w:t xml:space="preserve">IRMA: А если не сдам?</w:t>
-      </w:r>
-    </w:p>
-    <w:p>
-      <w:pPr>
-        <w:pStyle w:val="BodyText"/>
-      </w:pPr>
-      <w:r>
-        <w:t xml:space="preserve">KORNILOVA: Тогда приедете ещё раз. Как все. Даже из Петербурга.</w:t>
-      </w:r>
-    </w:p>
-    <w:p>
-      <w:pPr>
-        <w:pStyle w:val="BodyText"/>
-      </w:pPr>
-      <w:r>
-        <w:t xml:space="preserve">MARINA: Елена Викторовна, я вас предупреждаю: Ирма сдаёт всё. Это её проблема.</w:t>
-      </w:r>
-    </w:p>
-    <w:p>
-      <w:pPr>
-        <w:pStyle w:val="BodyText"/>
-      </w:pPr>
-      <w:r>
-        <w:t xml:space="preserve">KORNILOVA: Посмотрим, какая у неё проблема. Идёмте, Ирма Тиграновна. Без кофе.</w:t>
-      </w:r>
-    </w:p>
-    <w:p>
-      <w:pPr>
-        <w:pStyle w:val="BodyText"/>
-      </w:pPr>
-      <w:r>
-        <w:t xml:space="preserve">IRMA: Без кофе. Как в Ленинграде в девяностые. Я привыкла.</w:t>
-      </w:r>
-    </w:p>
-    <w:p>
-      <w:pPr>
-        <w:pStyle w:val="BodyText"/>
-      </w:pPr>
-      <w:r>
-        <w:t xml:space="preserve">OLGA: Марина, я Миронова. Я читала ваш проект договора. Двенадцать страниц.</w:t>
-      </w:r>
-    </w:p>
-    <w:p>
-      <w:pPr>
-        <w:pStyle w:val="BodyText"/>
-      </w:pPr>
-      <w:r>
-        <w:t xml:space="preserve">MARINA: Знаю, что читали. Я видела, сколько раз вы открыли файл. Девять.</w:t>
-      </w:r>
-    </w:p>
-    <w:p>
-      <w:pPr>
-        <w:pStyle w:val="BodyText"/>
-      </w:pPr>
-      <w:r>
-        <w:t xml:space="preserve">OLGA: Десять. Один раз — с телефона, на балконе. Начнём?</w:t>
+        <w:t xml:space="preserve">MARINA: Ровно десять ноль-ноль, здравствуйте. Это она и есть, та самая картонка, о которой писали?</w:t>
+      </w:r>
+    </w:p>
+    <w:p>
+      <w:pPr>
+        <w:pStyle w:val="BodyText"/>
+      </w:pPr>
+      <w:r>
+        <w:t xml:space="preserve">ALEKSEY: Да, она, бабушкина. Сорок лет она висела над дверью медпункта в деревне, а уже три года висит здесь, над нашей дверью. Её никто не снимает, и это даже записано в нашем корпоративном договоре, в пункте восьмом. Юрист сначала смеялся.</w:t>
+      </w:r>
+    </w:p>
+    <w:p>
+      <w:pPr>
+        <w:pStyle w:val="BodyText"/>
+      </w:pPr>
+      <w:r>
+        <w:t xml:space="preserve">MARINA: Висит криво, точно как на фотографии. Хорошо, что вы её не поправили.</w:t>
+      </w:r>
+    </w:p>
+    <w:p>
+      <w:pPr>
+        <w:pStyle w:val="BodyText"/>
+      </w:pPr>
+      <w:r>
+        <w:t xml:space="preserve">IRINA: Я поправляла её дважды, но она всё равно возвращается. Наверное, гвоздь старый.</w:t>
+      </w:r>
+    </w:p>
+    <w:p>
+      <w:pPr>
+        <w:pStyle w:val="BodyText"/>
+      </w:pPr>
+      <w:r>
+        <w:t xml:space="preserve">MARINA: Гвоздь знает лучше, так что не спорьте с гвоздём. А это мой тренер, Ирма Тиграновна Саркисян.</w:t>
+      </w:r>
+    </w:p>
+    <w:p>
+      <w:pPr>
+        <w:pStyle w:val="BodyText"/>
+      </w:pPr>
+      <w:r>
+        <w:t xml:space="preserve">IRMA: Здравствуйте. У меня двадцать два года практики, и я приехала сдавать экзамен. Мне сказали, что он строгий.</w:t>
+      </w:r>
+    </w:p>
+    <w:p>
+      <w:pPr>
+        <w:pStyle w:val="BodyText"/>
+      </w:pPr>
+      <w:r>
+        <w:t xml:space="preserve">KORNILOVA: Строгий. Сегодня вы сдадите теорию, а практику — завтра, но только если сдадите теорию.</w:t>
+      </w:r>
+    </w:p>
+    <w:p>
+      <w:pPr>
+        <w:pStyle w:val="BodyText"/>
+      </w:pPr>
+      <w:r>
+        <w:t xml:space="preserve">IRMA: А что будет, если я её не сдам с первого раза?</w:t>
+      </w:r>
+    </w:p>
+    <w:p>
+      <w:pPr>
+        <w:pStyle w:val="BodyText"/>
+      </w:pPr>
+      <w:r>
+        <w:t xml:space="preserve">KORNILOVA: Тогда приедете ещё раз, как все остальные, даже если ехать из Петербурга.</w:t>
+      </w:r>
+    </w:p>
+    <w:p>
+      <w:pPr>
+        <w:pStyle w:val="BodyText"/>
+      </w:pPr>
+      <w:r>
+        <w:t xml:space="preserve">MARINA: Елена Викторовна, я вас сразу предупреждаю: Ирма сдаёт всё, и это её главная проблема.</w:t>
+      </w:r>
+    </w:p>
+    <w:p>
+      <w:pPr>
+        <w:pStyle w:val="BodyText"/>
+      </w:pPr>
+      <w:r>
+        <w:t xml:space="preserve">KORNILOVA: Посмотрим, какая у неё проблема. Идёмте, Ирма Тиграновна, и сразу без кофе.</w:t>
+      </w:r>
+    </w:p>
+    <w:p>
+      <w:pPr>
+        <w:pStyle w:val="BodyText"/>
+      </w:pPr>
+      <w:r>
+        <w:t xml:space="preserve">IRMA: Без кофе, как в Ленинграде в девяностые. Ничего страшного, я к этому привыкла.</w:t>
+      </w:r>
+    </w:p>
+    <w:p>
+      <w:pPr>
+        <w:pStyle w:val="BodyText"/>
+      </w:pPr>
+      <w:r>
+        <w:t xml:space="preserve">OLGA: Марина, я Миронова. Я внимательно прочитала ваш проект договора на двенадцати страницах.</w:t>
+      </w:r>
+    </w:p>
+    <w:p>
+      <w:pPr>
+        <w:pStyle w:val="BodyText"/>
+      </w:pPr>
+      <w:r>
+        <w:t xml:space="preserve">MARINA: Я знаю, что вы читали, потому что видела, сколько раз вы открывали файл. Девять раз.</w:t>
+      </w:r>
+    </w:p>
+    <w:p>
+      <w:pPr>
+        <w:pStyle w:val="BodyText"/>
+      </w:pPr>
+      <w:r>
+        <w:t xml:space="preserve">OLGA: Десять, потому что один раз я открыла его с телефона, на балконе. Ну что, начнём?</w:t>
       </w:r>
     </w:p>
     <w:bookmarkEnd w:id="21"/>
@@ -1572,279 +1572,279 @@
         <w:pStyle w:val="FirstParagraph"/>
       </w:pPr>
       <w:r>
-        <w:t xml:space="preserve">MARINA: Начнём. С первого пункта. Он самый важный.</w:t>
-      </w:r>
-    </w:p>
-    <w:p>
-      <w:pPr>
-        <w:pStyle w:val="BodyText"/>
-      </w:pPr>
-      <w:r>
-        <w:t xml:space="preserve">OLGA: Пункт первый. Территория. Вы пишете: «Санкт-Петербург, Ленинградская область и Северо-Западный федеральный округ». Это одиннадцать регионов.</w:t>
-      </w:r>
-    </w:p>
-    <w:p>
-      <w:pPr>
-        <w:pStyle w:val="BodyText"/>
-      </w:pPr>
-      <w:r>
-        <w:t xml:space="preserve">MARINA: Одиннадцать. Мы работаем в семи. В четырёх — начнём в первый год.</w:t>
-      </w:r>
-    </w:p>
-    <w:p>
-      <w:pPr>
-        <w:pStyle w:val="BodyText"/>
-      </w:pPr>
-      <w:r>
-        <w:t xml:space="preserve">OLGA: В четырёх — начнёте. Или собираетесь начать? Это разные слова в договоре.</w:t>
-      </w:r>
-    </w:p>
-    <w:p>
-      <w:pPr>
-        <w:pStyle w:val="BodyText"/>
-      </w:pPr>
-      <w:r>
-        <w:t xml:space="preserve">MARINA: Собираемся. Честно. Мурманск и Сыктывкар — я там была один раз.</w:t>
-      </w:r>
-    </w:p>
-    <w:p>
-      <w:pPr>
-        <w:pStyle w:val="BodyText"/>
-      </w:pPr>
-      <w:r>
-        <w:t xml:space="preserve">IRINA: Тогда предлагаю так. Семь регионов, где вы уже работаете, — эксклюзив с первого дня. Четыре остальных — эксклюзив, если через год там есть хотя бы три клиники с обученными врачами и дежурный врач на линии.</w:t>
-      </w:r>
-    </w:p>
-    <w:p>
-      <w:pPr>
-        <w:pStyle w:val="BodyText"/>
-      </w:pPr>
-      <w:r>
-        <w:t xml:space="preserve">MARINA: Если нет — эти четыре уходят? Кому?</w:t>
-      </w:r>
-    </w:p>
-    <w:p>
-      <w:pPr>
-        <w:pStyle w:val="BodyText"/>
-      </w:pPr>
-      <w:r>
-        <w:t xml:space="preserve">ALEKSEY: Пока никому. Они остаются пустыми, пока не найдём партнёра с журналом температуры. Мы не отдадим их тому, кто первым попросит. Первым обычно просит тот, у кого журнала нет, а есть только желание продавать.</w:t>
-      </w:r>
-    </w:p>
-    <w:p>
-      <w:pPr>
-        <w:pStyle w:val="BodyText"/>
-      </w:pPr>
-      <w:r>
-        <w:t xml:space="preserve">MARINA: Хорошо. Это честно. Но Калининград — мой. Он в округе.</w:t>
-      </w:r>
-    </w:p>
-    <w:p>
-      <w:pPr>
-        <w:pStyle w:val="BodyText"/>
-      </w:pPr>
-      <w:r>
-        <w:t xml:space="preserve">OLGA: Калининград — отдельная граница. Отдельная таможня, отдельная логистика, транзит через другую страну. Холодильник, который едет через Литву, — это уже не только ваш журнал. Это журнал литовского перевозчика, которого вы не знаете.</w:t>
-      </w:r>
-    </w:p>
-    <w:p>
-      <w:pPr>
-        <w:pStyle w:val="BodyText"/>
-      </w:pPr>
-      <w:r>
-        <w:t xml:space="preserve">MARINA: Я возила туда пять лет. Через Литву и паромом из Усть-Луги, когда граница закрывалась. Журнал есть на каждую поставку, на каждый час в пути. Даже на те восемь часов, когда паром стоял в тумане.</w:t>
-      </w:r>
-    </w:p>
-    <w:p>
-      <w:pPr>
-        <w:pStyle w:val="BodyText"/>
-      </w:pPr>
-      <w:r>
-        <w:t xml:space="preserve">OLGA: Покажете?</w:t>
-      </w:r>
-    </w:p>
-    <w:p>
-      <w:pPr>
-        <w:pStyle w:val="BodyText"/>
-      </w:pPr>
-      <w:r>
-        <w:t xml:space="preserve">MARINA: Покажу. Пришлю сегодня. Пять лет, все поставки, все температуры.</w:t>
-      </w:r>
-    </w:p>
-    <w:p>
-      <w:pPr>
-        <w:pStyle w:val="BodyText"/>
-      </w:pPr>
-      <w:r>
-        <w:t xml:space="preserve">OLGA: Тогда Калининград — с условием. Если журнал пройдёт мою проверку.</w:t>
-      </w:r>
-    </w:p>
-    <w:p>
-      <w:pPr>
-        <w:pStyle w:val="BodyText"/>
-      </w:pPr>
-      <w:r>
-        <w:t xml:space="preserve">MARINA: Вашу проверку. Двенадцать лет никто не проверял мой журнал. Только я сама.</w:t>
-      </w:r>
-    </w:p>
-    <w:p>
-      <w:pPr>
-        <w:pStyle w:val="BodyText"/>
-      </w:pPr>
-      <w:r>
-        <w:t xml:space="preserve">IRINA: Теперь это будет двое. Привыкайте.</w:t>
-      </w:r>
-    </w:p>
-    <w:p>
-      <w:pPr>
-        <w:pStyle w:val="BodyText"/>
-      </w:pPr>
-      <w:r>
-        <w:t xml:space="preserve">MARINA: Привыкаю. Двенадцать лет одна. Это даже приятно.</w:t>
-      </w:r>
-    </w:p>
-    <w:p>
-      <w:pPr>
-        <w:pStyle w:val="BodyText"/>
-      </w:pPr>
-      <w:r>
-        <w:t xml:space="preserve">ALEKSEY: Пункт второй. Срок. Вы просите три года.</w:t>
-      </w:r>
-    </w:p>
-    <w:p>
-      <w:pPr>
-        <w:pStyle w:val="BodyText"/>
-      </w:pPr>
-      <w:r>
-        <w:t xml:space="preserve">MARINA: Три. Меньше — нет смысла. Первый год я вкладываю: тренер, клиника, врач на линии, холодильник побольше. Второй — выхожу в ноль, если повезёт с зимой. Третий — наконец зарабатываю. Меньше трёх лет — это подарок вам, а не договор.</w:t>
-      </w:r>
-    </w:p>
-    <w:p>
-      <w:pPr>
-        <w:pStyle w:val="BodyText"/>
-      </w:pPr>
-      <w:r>
-        <w:t xml:space="preserve">IRINA: Я посчитала так же. Первый год у вас минус. Около двух миллионов.</w:t>
-      </w:r>
-    </w:p>
-    <w:p>
-      <w:pPr>
-        <w:pStyle w:val="BodyText"/>
-      </w:pPr>
-      <w:r>
-        <w:t xml:space="preserve">MARINA: Два миллиона двести. Вы посчитали без Калининграда.</w:t>
-      </w:r>
-    </w:p>
-    <w:p>
-      <w:pPr>
-        <w:pStyle w:val="BodyText"/>
-      </w:pPr>
-      <w:r>
-        <w:t xml:space="preserve">IRINA: Без. Специально. Пока он не прошёл проверку.</w:t>
-      </w:r>
-    </w:p>
-    <w:p>
-      <w:pPr>
-        <w:pStyle w:val="BodyText"/>
-      </w:pPr>
-      <w:r>
-        <w:t xml:space="preserve">ALEKSEY: Три года — согласен. С планом. Если план не выполнен два квартала подряд — эксклюзив прекращается.</w:t>
-      </w:r>
-    </w:p>
-    <w:p>
-      <w:pPr>
-        <w:pStyle w:val="BodyText"/>
-      </w:pPr>
-      <w:r>
-        <w:t xml:space="preserve">MARINA: Два квартала подряд. А если один? Например, кризис. Рубль упал.</w:t>
-      </w:r>
-    </w:p>
-    <w:p>
-      <w:pPr>
-        <w:pStyle w:val="BodyText"/>
-      </w:pPr>
-      <w:r>
-        <w:t xml:space="preserve">OLGA: Тогда в договоре должно быть, что такое «кризис». Не словами — цифрами.</w:t>
-      </w:r>
-    </w:p>
-    <w:p>
-      <w:pPr>
-        <w:pStyle w:val="BodyText"/>
-      </w:pPr>
-      <w:r>
-        <w:t xml:space="preserve">IRINA: Курс выше определённой цифры — план пересматривается. Без штрафа. Обе стороны садятся за стол.</w:t>
-      </w:r>
-    </w:p>
-    <w:p>
-      <w:pPr>
-        <w:pStyle w:val="BodyText"/>
-      </w:pPr>
-      <w:r>
-        <w:t xml:space="preserve">MARINA: Хорошо. Это по-петербургски. Мы садимся за стол, а не пишем письма.</w:t>
-      </w:r>
-    </w:p>
-    <w:p>
-      <w:pPr>
-        <w:pStyle w:val="BodyText"/>
-      </w:pPr>
-      <w:r>
-        <w:t xml:space="preserve">OLGA: По-московски мы бы написали десять писем. И ни одного не прочитали.</w:t>
-      </w:r>
-    </w:p>
-    <w:p>
-      <w:pPr>
-        <w:pStyle w:val="BodyText"/>
-      </w:pPr>
-      <w:r>
-        <w:t xml:space="preserve">ALEKSEY: Пункт третий. План. Сколько вы готовы взять в первый год?</w:t>
-      </w:r>
-    </w:p>
-    <w:p>
-      <w:pPr>
-        <w:pStyle w:val="BodyText"/>
-      </w:pPr>
-      <w:r>
-        <w:t xml:space="preserve">MARINA: Две тысячи шприцев. Это восемьдесят клиник, но не все сразу. Обучение медленное.</w:t>
-      </w:r>
-    </w:p>
-    <w:p>
-      <w:pPr>
-        <w:pStyle w:val="BodyText"/>
-      </w:pPr>
-      <w:r>
-        <w:t xml:space="preserve">IRINA: Две тысячи — мало для эксклюзива на одиннадцать регионов.</w:t>
-      </w:r>
-    </w:p>
-    <w:p>
-      <w:pPr>
-        <w:pStyle w:val="BodyText"/>
-      </w:pPr>
-      <w:r>
-        <w:t xml:space="preserve">MARINA: Две тысячи — честно для первого года. Я могу написать пять. Но вы же не любите красивые цифры.</w:t>
-      </w:r>
-    </w:p>
-    <w:p>
-      <w:pPr>
-        <w:pStyle w:val="BodyText"/>
-      </w:pPr>
-      <w:r>
-        <w:t xml:space="preserve">IRINA: Не любим. Тогда — две тысячи в первый год. Четыре — во второй. Шесть — в третий.</w:t>
-      </w:r>
-    </w:p>
-    <w:p>
-      <w:pPr>
-        <w:pStyle w:val="BodyText"/>
-      </w:pPr>
-      <w:r>
-        <w:t xml:space="preserve">MARINA: Шесть в третий. Это много. Но если линия и коды работают, как в Москве — возможно.</w:t>
-      </w:r>
-    </w:p>
-    <w:p>
-      <w:pPr>
-        <w:pStyle w:val="BodyText"/>
-      </w:pPr>
-      <w:r>
-        <w:t xml:space="preserve">ALEKSEY: Тогда так и пишем. С пересмотром при кризисе.</w:t>
+        <w:t xml:space="preserve">MARINA: Начнём, и лучше всего с первого пункта, потому что он самый важный.</w:t>
+      </w:r>
+    </w:p>
+    <w:p>
+      <w:pPr>
+        <w:pStyle w:val="BodyText"/>
+      </w:pPr>
+      <w:r>
+        <w:t xml:space="preserve">OLGA: Пункт первый — территория. Вы пишете: «Санкт-Петербург, Ленинградская область и Северо-Западный федеральный округ». Но это одиннадцать регионов.</w:t>
+      </w:r>
+    </w:p>
+    <w:p>
+      <w:pPr>
+        <w:pStyle w:val="BodyText"/>
+      </w:pPr>
+      <w:r>
+        <w:t xml:space="preserve">MARINA: Да, одиннадцать. Мы уже работаем в семи, а в остальных четырёх начнём в первый год.</w:t>
+      </w:r>
+    </w:p>
+    <w:p>
+      <w:pPr>
+        <w:pStyle w:val="BodyText"/>
+      </w:pPr>
+      <w:r>
+        <w:t xml:space="preserve">OLGA: Подождите. В четырёх вы начнёте. Или собираетесь начать? В договоре это совсем разные слова.</w:t>
+      </w:r>
+    </w:p>
+    <w:p>
+      <w:pPr>
+        <w:pStyle w:val="BodyText"/>
+      </w:pPr>
+      <w:r>
+        <w:t xml:space="preserve">MARINA: Если честно, собираемся. В Мурманске и Сыктывкаре я была всего один раз в жизни.</w:t>
+      </w:r>
+    </w:p>
+    <w:p>
+      <w:pPr>
+        <w:pStyle w:val="BodyText"/>
+      </w:pPr>
+      <w:r>
+        <w:t xml:space="preserve">IRINA: Тогда я предлагаю так. В семи регионах, где вы уже работаете, у вас эксклюзив с первого дня. А в четырёх остальных эксклюзив будет, если через год там есть хотя бы три клиники с обученными врачами и дежурный врач на линии.</w:t>
+      </w:r>
+    </w:p>
+    <w:p>
+      <w:pPr>
+        <w:pStyle w:val="BodyText"/>
+      </w:pPr>
+      <w:r>
+        <w:t xml:space="preserve">MARINA: А если их там не будет, эти четыре региона уходят? И кому именно?</w:t>
+      </w:r>
+    </w:p>
+    <w:p>
+      <w:pPr>
+        <w:pStyle w:val="BodyText"/>
+      </w:pPr>
+      <w:r>
+        <w:t xml:space="preserve">ALEKSEY: Пока никому. Они остаются пустыми, пока мы не найдём партнёра с журналом температуры. Мы не отдадим их тому, кто первым попросит, потому что первым обычно просит тот, у кого журнала нет, а есть только желание продавать.</w:t>
+      </w:r>
+    </w:p>
+    <w:p>
+      <w:pPr>
+        <w:pStyle w:val="BodyText"/>
+      </w:pPr>
+      <w:r>
+        <w:t xml:space="preserve">MARINA: Хорошо, это честно. Но Калининград я считаю своим, ведь он входит в мой округ.</w:t>
+      </w:r>
+    </w:p>
+    <w:p>
+      <w:pPr>
+        <w:pStyle w:val="BodyText"/>
+      </w:pPr>
+      <w:r>
+        <w:t xml:space="preserve">OLGA: Калининград — это отдельная граница, отдельная таможня и отдельная логистика с транзитом через другую страну. Холодильник, который едет через Литву, — это уже не только ваш журнал. Это ещё и журнал литовского перевозчика, которого вы не знаете и проверить не можете.</w:t>
+      </w:r>
+    </w:p>
+    <w:p>
+      <w:pPr>
+        <w:pStyle w:val="BodyText"/>
+      </w:pPr>
+      <w:r>
+        <w:t xml:space="preserve">MARINA: Я возила туда пять лет: через Литву, а когда граница закрывалась, паромом из Усть-Луги. Журнал у меня есть на каждую поставку и на каждый час в пути, даже на те восемь часов, когда паром стоял в тумане и никуда не двигался.</w:t>
+      </w:r>
+    </w:p>
+    <w:p>
+      <w:pPr>
+        <w:pStyle w:val="BodyText"/>
+      </w:pPr>
+      <w:r>
+        <w:t xml:space="preserve">OLGA: Это очень интересно. А вы мне этот журнал покажете?</w:t>
+      </w:r>
+    </w:p>
+    <w:p>
+      <w:pPr>
+        <w:pStyle w:val="BodyText"/>
+      </w:pPr>
+      <w:r>
+        <w:t xml:space="preserve">MARINA: Покажу, конечно, и пришлю сегодня же: все пять лет, все поставки и все температуры.</w:t>
+      </w:r>
+    </w:p>
+    <w:p>
+      <w:pPr>
+        <w:pStyle w:val="BodyText"/>
+      </w:pPr>
+      <w:r>
+        <w:t xml:space="preserve">OLGA: Тогда Калининград будет с условием: если ваш журнал пройдёт мою проверку.</w:t>
+      </w:r>
+    </w:p>
+    <w:p>
+      <w:pPr>
+        <w:pStyle w:val="BodyText"/>
+      </w:pPr>
+      <w:r>
+        <w:t xml:space="preserve">MARINA: Вашу проверку… Двенадцать лет никто, кроме меня самой, не проверял мой журнал.</w:t>
+      </w:r>
+    </w:p>
+    <w:p>
+      <w:pPr>
+        <w:pStyle w:val="BodyText"/>
+      </w:pPr>
+      <w:r>
+        <w:t xml:space="preserve">IRINA: Теперь проверять его будут двое, так что привыкайте, Марина.</w:t>
+      </w:r>
+    </w:p>
+    <w:p>
+      <w:pPr>
+        <w:pStyle w:val="BodyText"/>
+      </w:pPr>
+      <w:r>
+        <w:t xml:space="preserve">MARINA: Привыкаю. Двенадцать лет я была одна, так что это даже приятно, как ни странно.</w:t>
+      </w:r>
+    </w:p>
+    <w:p>
+      <w:pPr>
+        <w:pStyle w:val="BodyText"/>
+      </w:pPr>
+      <w:r>
+        <w:t xml:space="preserve">ALEKSEY: Тогда пункт второй — срок. Вы просите три года, правильно?</w:t>
+      </w:r>
+    </w:p>
+    <w:p>
+      <w:pPr>
+        <w:pStyle w:val="BodyText"/>
+      </w:pPr>
+      <w:r>
+        <w:t xml:space="preserve">MARINA: Три. Меньше просто нет смысла. Первый год я только вкладываю: тренер, клиника, врач на линии и холодильник побольше. Второй год я выхожу в ноль, если повезёт с зимой. И только на третий я наконец зарабатываю. Меньше трёх лет — это подарок вам, а не договор.</w:t>
+      </w:r>
+    </w:p>
+    <w:p>
+      <w:pPr>
+        <w:pStyle w:val="BodyText"/>
+      </w:pPr>
+      <w:r>
+        <w:t xml:space="preserve">IRINA: Я посчитала точно так же. В первый год у вас будет минус, около двух миллионов.</w:t>
+      </w:r>
+    </w:p>
+    <w:p>
+      <w:pPr>
+        <w:pStyle w:val="BodyText"/>
+      </w:pPr>
+      <w:r>
+        <w:t xml:space="preserve">MARINA: Два миллиона двести, потому что вы посчитали без Калининграда.</w:t>
+      </w:r>
+    </w:p>
+    <w:p>
+      <w:pPr>
+        <w:pStyle w:val="BodyText"/>
+      </w:pPr>
+      <w:r>
+        <w:t xml:space="preserve">IRINA: Да, без него, и специально, потому что он пока не прошёл проверку.</w:t>
+      </w:r>
+    </w:p>
+    <w:p>
+      <w:pPr>
+        <w:pStyle w:val="BodyText"/>
+      </w:pPr>
+      <w:r>
+        <w:t xml:space="preserve">ALEKSEY: С тремя годами я согласен, но с планом. Если план не выполнен два квартала подряд — эксклюзив прекращается.</w:t>
+      </w:r>
+    </w:p>
+    <w:p>
+      <w:pPr>
+        <w:pStyle w:val="BodyText"/>
+      </w:pPr>
+      <w:r>
+        <w:t xml:space="preserve">MARINA: Два квартала подряд? А если один, например, из-за кризиса, когда рубль упал?</w:t>
+      </w:r>
+    </w:p>
+    <w:p>
+      <w:pPr>
+        <w:pStyle w:val="BodyText"/>
+      </w:pPr>
+      <w:r>
+        <w:t xml:space="preserve">OLGA: Тогда в договоре должно быть точно сказано, что такое «кризис». Не словами — цифрами.</w:t>
+      </w:r>
+    </w:p>
+    <w:p>
+      <w:pPr>
+        <w:pStyle w:val="BodyText"/>
+      </w:pPr>
+      <w:r>
+        <w:t xml:space="preserve">IRINA: Например, если курс выше определённой цифры, план пересматривается без штрафа. Обе стороны садятся за стол и договариваются.</w:t>
+      </w:r>
+    </w:p>
+    <w:p>
+      <w:pPr>
+        <w:pStyle w:val="BodyText"/>
+      </w:pPr>
+      <w:r>
+        <w:t xml:space="preserve">MARINA: Хорошо, это по-петербургски. Мы садимся за стол, а не пишем друг другу письма.</w:t>
+      </w:r>
+    </w:p>
+    <w:p>
+      <w:pPr>
+        <w:pStyle w:val="BodyText"/>
+      </w:pPr>
+      <w:r>
+        <w:t xml:space="preserve">OLGA: А по-московски мы бы написали десять писем и ни одного из них не прочитали.</w:t>
+      </w:r>
+    </w:p>
+    <w:p>
+      <w:pPr>
+        <w:pStyle w:val="BodyText"/>
+      </w:pPr>
+      <w:r>
+        <w:t xml:space="preserve">ALEKSEY: Пункт третий — план. Сколько вы готовы взять в первый год, если честно?</w:t>
+      </w:r>
+    </w:p>
+    <w:p>
+      <w:pPr>
+        <w:pStyle w:val="BodyText"/>
+      </w:pPr>
+      <w:r>
+        <w:t xml:space="preserve">MARINA: Две тысячи шприцев. Это примерно восемьдесят клиник, но не все сразу, потому что обучение идёт медленно.</w:t>
+      </w:r>
+    </w:p>
+    <w:p>
+      <w:pPr>
+        <w:pStyle w:val="BodyText"/>
+      </w:pPr>
+      <w:r>
+        <w:t xml:space="preserve">IRINA: Но две тысячи — это мало для эксклюзива на одиннадцать регионов, согласитесь.</w:t>
+      </w:r>
+    </w:p>
+    <w:p>
+      <w:pPr>
+        <w:pStyle w:val="BodyText"/>
+      </w:pPr>
+      <w:r>
+        <w:t xml:space="preserve">MARINA: Зато две тысячи — это честно для первого года. Я могу написать и пять, но вы же не любите красивые цифры.</w:t>
+      </w:r>
+    </w:p>
+    <w:p>
+      <w:pPr>
+        <w:pStyle w:val="BodyText"/>
+      </w:pPr>
+      <w:r>
+        <w:t xml:space="preserve">IRINA: Не любим. Тогда пишем две тысячи в первый год, четыре во второй и шесть в третий.</w:t>
+      </w:r>
+    </w:p>
+    <w:p>
+      <w:pPr>
+        <w:pStyle w:val="BodyText"/>
+      </w:pPr>
+      <w:r>
+        <w:t xml:space="preserve">MARINA: Шесть в третий год — это много. Но если линия и коды будут работать, как в Москве, то это возможно.</w:t>
+      </w:r>
+    </w:p>
+    <w:p>
+      <w:pPr>
+        <w:pStyle w:val="BodyText"/>
+      </w:pPr>
+      <w:r>
+        <w:t xml:space="preserve">ALEKSEY: Тогда так и пишем в договоре, но с пересмотром плана при кризисе.</w:t>
       </w:r>
     </w:p>
     <w:bookmarkEnd w:id="22"/>
@@ -1862,239 +1862,239 @@
         <w:pStyle w:val="FirstParagraph"/>
       </w:pPr>
       <w:r>
-        <w:t xml:space="preserve">OLGA: Пункт четвёртый. Конкурирующие товары. Вы продаёте ещё четыре бренда.</w:t>
-      </w:r>
-    </w:p>
-    <w:p>
-      <w:pPr>
-        <w:pStyle w:val="BodyText"/>
-      </w:pPr>
-      <w:r>
-        <w:t xml:space="preserve">MARINA: Четыре. Европейский — тот, что у Шубина. Два итальянских. Один швейцарский.</w:t>
-      </w:r>
-    </w:p>
-    <w:p>
-      <w:pPr>
-        <w:pStyle w:val="BodyText"/>
-      </w:pPr>
-      <w:r>
-        <w:t xml:space="preserve">OLGA: И вы хотите сохранить все четыре.</w:t>
-      </w:r>
-    </w:p>
-    <w:p>
-      <w:pPr>
-        <w:pStyle w:val="BodyText"/>
-      </w:pPr>
-      <w:r>
-        <w:t xml:space="preserve">MARINA: Хочу. Это мои клиенты. Я не брошу их, потому что пришёл пятый бренд. Даже хороший.</w:t>
-      </w:r>
-    </w:p>
-    <w:p>
-      <w:pPr>
-        <w:pStyle w:val="BodyText"/>
-      </w:pPr>
-      <w:r>
-        <w:t xml:space="preserve">ALEKSEY: Мы и не просим. Мы просим одно: никакого другого корейского геля. И никакого серого.</w:t>
-      </w:r>
-    </w:p>
-    <w:p>
-      <w:pPr>
-        <w:pStyle w:val="BodyText"/>
-      </w:pPr>
-      <w:r>
-        <w:t xml:space="preserve">MARINA: Серого — двенадцать лет нет. Корейского — нет. Это просто.</w:t>
-      </w:r>
-    </w:p>
-    <w:p>
-      <w:pPr>
-        <w:pStyle w:val="BodyText"/>
-      </w:pPr>
-      <w:r>
-        <w:t xml:space="preserve">OLGA: Тогда пишем узко. «Не распространять иные филлеры корейского производства на территории». Без слова «аналоги». Слово «аналог» через три года превращается в суд, где каждая сторона понимает его по-своему и платит адвокатам.</w:t>
-      </w:r>
-    </w:p>
-    <w:p>
-      <w:pPr>
-        <w:pStyle w:val="BodyText"/>
-      </w:pPr>
-      <w:r>
-        <w:t xml:space="preserve">MARINA: Вы всегда так пишете? Как будто будет суд?</w:t>
-      </w:r>
-    </w:p>
-    <w:p>
-      <w:pPr>
-        <w:pStyle w:val="BodyText"/>
-      </w:pPr>
-      <w:r>
-        <w:t xml:space="preserve">OLGA: Всегда. Тогда суда не бывает. Двадцать лет проверено.</w:t>
-      </w:r>
-    </w:p>
-    <w:p>
-      <w:pPr>
-        <w:pStyle w:val="BodyText"/>
-      </w:pPr>
-      <w:r>
-        <w:t xml:space="preserve">IRINA: Пункт пятый. Оплата. Первые три месяца — предоплата. Потом — тридцать дней отсрочки.</w:t>
-      </w:r>
-    </w:p>
-    <w:p>
-      <w:pPr>
-        <w:pStyle w:val="BodyText"/>
-      </w:pPr>
-      <w:r>
-        <w:t xml:space="preserve">MARINA: Предоплата. Вы мне не доверяете?</w:t>
-      </w:r>
-    </w:p>
-    <w:p>
-      <w:pPr>
-        <w:pStyle w:val="BodyText"/>
-      </w:pPr>
-      <w:r>
-        <w:t xml:space="preserve">IRINA: Доверяю. Но мы так делаем со всеми. Предоплата — это не недоверие. Это знакомство.</w:t>
-      </w:r>
-    </w:p>
-    <w:p>
-      <w:pPr>
-        <w:pStyle w:val="BodyText"/>
-      </w:pPr>
-      <w:r>
-        <w:t xml:space="preserve">MARINA: Знакомство. Хорошо сказано. А отсрочку потом — сколько?</w:t>
-      </w:r>
-    </w:p>
-    <w:p>
-      <w:pPr>
-        <w:pStyle w:val="BodyText"/>
-      </w:pPr>
-      <w:r>
-        <w:t xml:space="preserve">IRINA: Лимит — три миллиона. Больше — только если план выполняется.</w:t>
-      </w:r>
-    </w:p>
-    <w:p>
-      <w:pPr>
-        <w:pStyle w:val="BodyText"/>
-      </w:pPr>
-      <w:r>
-        <w:t xml:space="preserve">MARINA: Справедливо. У меня у клиник тот же лимит. Я понимаю, зачем он нужен.</w:t>
-      </w:r>
-    </w:p>
-    <w:p>
-      <w:pPr>
-        <w:pStyle w:val="BodyText"/>
-      </w:pPr>
-      <w:r>
-        <w:t xml:space="preserve">ALEKSEY: Пункт шестой. Выход. Если одна из сторон захочет уйти.</w:t>
-      </w:r>
-    </w:p>
-    <w:p>
-      <w:pPr>
-        <w:pStyle w:val="BodyText"/>
-      </w:pPr>
-      <w:r>
-        <w:t xml:space="preserve">MARINA: Шесть месяцев предупреждения. И вы выкупаете мой остаток. По закупочной цене.</w:t>
-      </w:r>
-    </w:p>
-    <w:p>
-      <w:pPr>
-        <w:pStyle w:val="BodyText"/>
-      </w:pPr>
-      <w:r>
-        <w:t xml:space="preserve">OLGA: По закупочной — да. Но только если остаток в нормальном сроке годности. Не за месяц до конца.</w:t>
-      </w:r>
-    </w:p>
-    <w:p>
-      <w:pPr>
-        <w:pStyle w:val="BodyText"/>
-      </w:pPr>
-      <w:r>
-        <w:t xml:space="preserve">MARINA: Принято. Я не держу товар до последнего месяца. Это видно по журналу.</w:t>
-      </w:r>
-    </w:p>
-    <w:p>
-      <w:pPr>
-        <w:pStyle w:val="BodyText"/>
-      </w:pPr>
-      <w:r>
-        <w:t xml:space="preserve">IRINA: Видно. Вы прислали журнал за январь. Я посмотрела ещё один месяц. Без вашего разрешения.</w:t>
-      </w:r>
-    </w:p>
-    <w:p>
-      <w:pPr>
-        <w:pStyle w:val="BodyText"/>
-      </w:pPr>
-      <w:r>
-        <w:t xml:space="preserve">MARINA: Какой?</w:t>
-      </w:r>
-    </w:p>
-    <w:p>
-      <w:pPr>
-        <w:pStyle w:val="BodyText"/>
-      </w:pPr>
-      <w:r>
-        <w:t xml:space="preserve">IRINA: Август. Три года назад. Жара в Петербурге — тридцать два градуса, неделю подряд. В холодильнике — плюс семь. Ни разу выше. Ни одного часа. Я такого не видела даже у фармацевтических заводов, которые проверяла.</w:t>
-      </w:r>
-    </w:p>
-    <w:p>
-      <w:pPr>
-        <w:pStyle w:val="BodyText"/>
-      </w:pPr>
-      <w:r>
-        <w:t xml:space="preserve">MARINA: Ни разу. Я тогда спала на складе. Две ночи. Генератор был ненадёжный.</w:t>
-      </w:r>
-    </w:p>
-    <w:p>
-      <w:pPr>
-        <w:pStyle w:val="BodyText"/>
-      </w:pPr>
-      <w:r>
-        <w:t xml:space="preserve">OLGA: Это записывать не будем. Но это — лучший пункт договора. Без номера.</w:t>
-      </w:r>
-    </w:p>
-    <w:p>
-      <w:pPr>
-        <w:pStyle w:val="BodyText"/>
-      </w:pPr>
-      <w:r>
-        <w:t xml:space="preserve">MARINA: Без номера. Ольга Петровна, вы начинаете мне нравиться. Это меня беспокоит.</w:t>
-      </w:r>
-    </w:p>
-    <w:p>
-      <w:pPr>
-        <w:pStyle w:val="BodyText"/>
-      </w:pPr>
-      <w:r>
-        <w:t xml:space="preserve">OLGA: Меня тоже. Обычно я никому не нравлюсь на шестом пункте.</w:t>
-      </w:r>
-    </w:p>
-    <w:p>
-      <w:pPr>
-        <w:pStyle w:val="BodyText"/>
-      </w:pPr>
-      <w:r>
-        <w:t xml:space="preserve">ALEKSEY: Остался один пункт. Обучение. Его обсудим с Корниловой. После обеда.</w:t>
-      </w:r>
-    </w:p>
-    <w:p>
-      <w:pPr>
-        <w:pStyle w:val="BodyText"/>
-      </w:pPr>
-      <w:r>
-        <w:t xml:space="preserve">MARINA: Это самый трудный?</w:t>
-      </w:r>
-    </w:p>
-    <w:p>
-      <w:pPr>
-        <w:pStyle w:val="BodyText"/>
-      </w:pPr>
-      <w:r>
-        <w:t xml:space="preserve">ALEKSEY: Самый. Потому что Корнилова не умеет уступать. И вы тоже.</w:t>
-      </w:r>
-    </w:p>
-    <w:p>
-      <w:pPr>
-        <w:pStyle w:val="BodyText"/>
-      </w:pPr>
-      <w:r>
-        <w:t xml:space="preserve">MARINA: Тогда будет интересно. Я возьму кофе.</w:t>
+        <w:t xml:space="preserve">OLGA: Пункт четвёртый — конкурирующие товары. Насколько я знаю, вы продаёте ещё четыре бренда.</w:t>
+      </w:r>
+    </w:p>
+    <w:p>
+      <w:pPr>
+        <w:pStyle w:val="BodyText"/>
+      </w:pPr>
+      <w:r>
+        <w:t xml:space="preserve">MARINA: Да, четыре: европейский, тот же, что у Шубина, два итальянских и один швейцарский.</w:t>
+      </w:r>
+    </w:p>
+    <w:p>
+      <w:pPr>
+        <w:pStyle w:val="BodyText"/>
+      </w:pPr>
+      <w:r>
+        <w:t xml:space="preserve">OLGA: И вы, конечно, хотите сохранить все четыре, я правильно понимаю?</w:t>
+      </w:r>
+    </w:p>
+    <w:p>
+      <w:pPr>
+        <w:pStyle w:val="BodyText"/>
+      </w:pPr>
+      <w:r>
+        <w:t xml:space="preserve">MARINA: Хочу, потому что это мои клиенты. Я не брошу их только потому, что пришёл пятый бренд, даже если он хороший.</w:t>
+      </w:r>
+    </w:p>
+    <w:p>
+      <w:pPr>
+        <w:pStyle w:val="BodyText"/>
+      </w:pPr>
+      <w:r>
+        <w:t xml:space="preserve">ALEKSEY: Мы этого и не просим. Мы просим только одно: никакого другого корейского геля и никакого серого товара.</w:t>
+      </w:r>
+    </w:p>
+    <w:p>
+      <w:pPr>
+        <w:pStyle w:val="BodyText"/>
+      </w:pPr>
+      <w:r>
+        <w:t xml:space="preserve">MARINA: Серого у меня нет уже двенадцать лет, корейского тоже нет, так что это просто.</w:t>
+      </w:r>
+    </w:p>
+    <w:p>
+      <w:pPr>
+        <w:pStyle w:val="BodyText"/>
+      </w:pPr>
+      <w:r>
+        <w:t xml:space="preserve">OLGA: Тогда пишем узко: «Не распространять иные филлеры корейского производства на территории». И без слова «аналоги», потому что слово «аналог» через три года превращается в суд, где каждая сторона понимает его по-своему и годами платит адвокатам свои деньги.</w:t>
+      </w:r>
+    </w:p>
+    <w:p>
+      <w:pPr>
+        <w:pStyle w:val="BodyText"/>
+      </w:pPr>
+      <w:r>
+        <w:t xml:space="preserve">MARINA: Вы всегда так пишете договоры, как будто обязательно будет суд?</w:t>
+      </w:r>
+    </w:p>
+    <w:p>
+      <w:pPr>
+        <w:pStyle w:val="BodyText"/>
+      </w:pPr>
+      <w:r>
+        <w:t xml:space="preserve">OLGA: Всегда, и именно поэтому суда не бывает. Это проверено за двадцать лет работы.</w:t>
+      </w:r>
+    </w:p>
+    <w:p>
+      <w:pPr>
+        <w:pStyle w:val="BodyText"/>
+      </w:pPr>
+      <w:r>
+        <w:t xml:space="preserve">IRINA: Пункт пятый — оплата. Первые три месяца работаем по предоплате, а потом даём тридцать дней отсрочки.</w:t>
+      </w:r>
+    </w:p>
+    <w:p>
+      <w:pPr>
+        <w:pStyle w:val="BodyText"/>
+      </w:pPr>
+      <w:r>
+        <w:t xml:space="preserve">MARINA: Предоплата? Значит, вы мне не доверяете, Ирина Сергеевна?</w:t>
+      </w:r>
+    </w:p>
+    <w:p>
+      <w:pPr>
+        <w:pStyle w:val="BodyText"/>
+      </w:pPr>
+      <w:r>
+        <w:t xml:space="preserve">IRINA: Доверяю, но мы так работаем со всеми. Предоплата — это не недоверие. Это знакомство.</w:t>
+      </w:r>
+    </w:p>
+    <w:p>
+      <w:pPr>
+        <w:pStyle w:val="BodyText"/>
+      </w:pPr>
+      <w:r>
+        <w:t xml:space="preserve">MARINA: Знакомство — хорошо сказано. А какой будет отсрочка потом, когда мы познакомимся?</w:t>
+      </w:r>
+    </w:p>
+    <w:p>
+      <w:pPr>
+        <w:pStyle w:val="BodyText"/>
+      </w:pPr>
+      <w:r>
+        <w:t xml:space="preserve">IRINA: Лимит — три миллиона, а больше только в том случае, если план выполняется.</w:t>
+      </w:r>
+    </w:p>
+    <w:p>
+      <w:pPr>
+        <w:pStyle w:val="BodyText"/>
+      </w:pPr>
+      <w:r>
+        <w:t xml:space="preserve">MARINA: Это справедливо. У моих клиник тот же лимит, так что я понимаю, зачем он нужен.</w:t>
+      </w:r>
+    </w:p>
+    <w:p>
+      <w:pPr>
+        <w:pStyle w:val="BodyText"/>
+      </w:pPr>
+      <w:r>
+        <w:t xml:space="preserve">ALEKSEY: Пункт шестой — выход, то есть что будет, если одна из сторон захочет уйти.</w:t>
+      </w:r>
+    </w:p>
+    <w:p>
+      <w:pPr>
+        <w:pStyle w:val="BodyText"/>
+      </w:pPr>
+      <w:r>
+        <w:t xml:space="preserve">MARINA: Шесть месяцев предупреждения, и вы выкупаете мой остаток по закупочной цене.</w:t>
+      </w:r>
+    </w:p>
+    <w:p>
+      <w:pPr>
+        <w:pStyle w:val="BodyText"/>
+      </w:pPr>
+      <w:r>
+        <w:t xml:space="preserve">OLGA: По закупочной — да, но только если у остатка нормальный срок годности, а не за месяц до конца.</w:t>
+      </w:r>
+    </w:p>
+    <w:p>
+      <w:pPr>
+        <w:pStyle w:val="BodyText"/>
+      </w:pPr>
+      <w:r>
+        <w:t xml:space="preserve">MARINA: Принято. Я вообще не держу товар до последнего месяца, и это хорошо видно по журналу.</w:t>
+      </w:r>
+    </w:p>
+    <w:p>
+      <w:pPr>
+        <w:pStyle w:val="BodyText"/>
+      </w:pPr>
+      <w:r>
+        <w:t xml:space="preserve">IRINA: Видно. Вы прислали журнал за январь, а я посмотрела ещё один месяц, хотя вы меня об этом не просили.</w:t>
+      </w:r>
+    </w:p>
+    <w:p>
+      <w:pPr>
+        <w:pStyle w:val="BodyText"/>
+      </w:pPr>
+      <w:r>
+        <w:t xml:space="preserve">MARINA: Какой именно месяц вы посмотрели?</w:t>
+      </w:r>
+    </w:p>
+    <w:p>
+      <w:pPr>
+        <w:pStyle w:val="BodyText"/>
+      </w:pPr>
+      <w:r>
+        <w:t xml:space="preserve">IRINA: Август три года назад. В Петербурге тогда была жара, тридцать два градуса неделю подряд, а в холодильнике было плюс семь и ни разу выше, ни одного часа. Я такого не видела даже на фармацевтических заводах, которые сама проверяла.</w:t>
+      </w:r>
+    </w:p>
+    <w:p>
+      <w:pPr>
+        <w:pStyle w:val="BodyText"/>
+      </w:pPr>
+      <w:r>
+        <w:t xml:space="preserve">MARINA: Ни разу, потому что я тогда две ночи спала на складе. Генератор был ненадёжный, и я ему не доверяла.</w:t>
+      </w:r>
+    </w:p>
+    <w:p>
+      <w:pPr>
+        <w:pStyle w:val="BodyText"/>
+      </w:pPr>
+      <w:r>
+        <w:t xml:space="preserve">OLGA: Это мы записывать не будем. Но это, по-моему, лучший пункт договора, хотя и без номера.</w:t>
+      </w:r>
+    </w:p>
+    <w:p>
+      <w:pPr>
+        <w:pStyle w:val="BodyText"/>
+      </w:pPr>
+      <w:r>
+        <w:t xml:space="preserve">MARINA: Без номера. Ольга Петровна, вы начинаете мне нравиться, и это меня немного беспокоит.</w:t>
+      </w:r>
+    </w:p>
+    <w:p>
+      <w:pPr>
+        <w:pStyle w:val="BodyText"/>
+      </w:pPr>
+      <w:r>
+        <w:t xml:space="preserve">OLGA: Меня тоже, потому что обычно на шестом пункте я уже никому не нравлюсь.</w:t>
+      </w:r>
+    </w:p>
+    <w:p>
+      <w:pPr>
+        <w:pStyle w:val="BodyText"/>
+      </w:pPr>
+      <w:r>
+        <w:t xml:space="preserve">ALEKSEY: Остался последний пункт — обучение. Его мы обсудим с Корниловой после обеда.</w:t>
+      </w:r>
+    </w:p>
+    <w:p>
+      <w:pPr>
+        <w:pStyle w:val="BodyText"/>
+      </w:pPr>
+      <w:r>
+        <w:t xml:space="preserve">MARINA: Это самый трудный пункт, я так понимаю?</w:t>
+      </w:r>
+    </w:p>
+    <w:p>
+      <w:pPr>
+        <w:pStyle w:val="BodyText"/>
+      </w:pPr>
+      <w:r>
+        <w:t xml:space="preserve">ALEKSEY: Самый трудный, потому что Корнилова не умеет уступать. И вы, Марина, тоже не умеете.</w:t>
+      </w:r>
+    </w:p>
+    <w:p>
+      <w:pPr>
+        <w:pStyle w:val="BodyText"/>
+      </w:pPr>
+      <w:r>
+        <w:t xml:space="preserve">MARINA: Тогда будет интересно. Пожалуй, я возьму себе кофе перед этим разговором.</w:t>
       </w:r>
     </w:p>
     <w:bookmarkEnd w:id="23"/>
@@ -2112,23 +2112,23 @@
         <w:pStyle w:val="FirstParagraph"/>
       </w:pPr>
       <w:r>
-        <w:t xml:space="preserve">KORNILOVA: Ирма Тиграновна сдала теорию. Сорок восемь из пятидесяти. Практика — завтра.</w:t>
-      </w:r>
-    </w:p>
-    <w:p>
-      <w:pPr>
-        <w:pStyle w:val="BodyText"/>
-      </w:pPr>
-      <w:r>
-        <w:t xml:space="preserve">IRMA: Две ошибки. Обе — про сроки рассасывания. Я поправлю.</w:t>
-      </w:r>
-    </w:p>
-    <w:p>
-      <w:pPr>
-        <w:pStyle w:val="BodyText"/>
-      </w:pPr>
-      <w:r>
-        <w:t xml:space="preserve">MARINA: Значит, завтра у нас тренер. Тогда пункт седьмой. Обучение на моей территории — только в моём центре. Эксклюзив.</w:t>
+        <w:t xml:space="preserve">KORNILOVA: Ирма Тиграновна сдала теорию на сорок восемь из пятидесяти. Практика будет завтра.</w:t>
+      </w:r>
+    </w:p>
+    <w:p>
+      <w:pPr>
+        <w:pStyle w:val="BodyText"/>
+      </w:pPr>
+      <w:r>
+        <w:t xml:space="preserve">IRMA: У меня две ошибки, и обе про сроки рассасывания. Я обязательно это поправлю.</w:t>
+      </w:r>
+    </w:p>
+    <w:p>
+      <w:pPr>
+        <w:pStyle w:val="BodyText"/>
+      </w:pPr>
+      <w:r>
+        <w:t xml:space="preserve">MARINA: Значит, завтра у нас будет тренер. Тогда пункт седьмой: обучение на моей территории проходит только в моём центре, и это эксклюзив.</w:t>
       </w:r>
     </w:p>
     <w:p>
@@ -2144,167 +2144,167 @@
         <w:pStyle w:val="BodyText"/>
       </w:pPr>
       <w:r>
-        <w:t xml:space="preserve">MARINA: Почему «нет»? Это мой центр, мой тренер, мои вложения. Если кто-то откроет второй центр рядом, на соседней улице, — я потеряю всё, что вложила, и вы потеряете партнёра, который вкладывал. Это плохая сделка.</w:t>
-      </w:r>
-    </w:p>
-    <w:p>
-      <w:pPr>
-        <w:pStyle w:val="BodyText"/>
-      </w:pPr>
-      <w:r>
-        <w:t xml:space="preserve">KORNILOVA: Платное обучение — пожалуйста. Шесть модулей, экзамен, сертификация — в вашем центре, только у вас, на всей территории. Но бесплатные программы открыты всем. «Осложнения» и «Видеть беду». Их нельзя сделать эксклюзивом. Это не товар.</w:t>
-      </w:r>
-    </w:p>
-    <w:p>
-      <w:pPr>
-        <w:pStyle w:val="BodyText"/>
-      </w:pPr>
-      <w:r>
-        <w:t xml:space="preserve">MARINA: Бесплатные программы — для всех? В Петербурге? Кто их будет вести?</w:t>
-      </w:r>
-    </w:p>
-    <w:p>
-      <w:pPr>
-        <w:pStyle w:val="BodyText"/>
-      </w:pPr>
-      <w:r>
-        <w:t xml:space="preserve">KORNILOVA: Кто угодно, кто сдал у меня. Даже не ваш человек. Даже в другой клинике.</w:t>
-      </w:r>
-    </w:p>
-    <w:p>
-      <w:pPr>
-        <w:pStyle w:val="BodyText"/>
-      </w:pPr>
-      <w:r>
-        <w:t xml:space="preserve">MARINA: Тогда другой дистрибьютор придёт на ваш бесплатный курс и украдёт моих врачей.</w:t>
-      </w:r>
-    </w:p>
-    <w:p>
-      <w:pPr>
-        <w:pStyle w:val="BodyText"/>
-      </w:pPr>
-      <w:r>
-        <w:t xml:space="preserve">ALEKSEY: На бесплатных курсах — ни слова о бренде. Ни логотипа, ни визитки, ни прайса. Это правило. Его никто не нарушает, даже мы сами. Если нарушим — курс перестанет быть помощью и станет рекламой.</w:t>
-      </w:r>
-    </w:p>
-    <w:p>
-      <w:pPr>
-        <w:pStyle w:val="BodyText"/>
-      </w:pPr>
-      <w:r>
-        <w:t xml:space="preserve">MARINA: Ни визитки? Даже ваши менеджеры?</w:t>
-      </w:r>
-    </w:p>
-    <w:p>
-      <w:pPr>
-        <w:pStyle w:val="BodyText"/>
-      </w:pPr>
-      <w:r>
-        <w:t xml:space="preserve">IRINA: Даже наши. Дима однажды спросил, можно ли визитку. Ему сказали: только номер линии.</w:t>
-      </w:r>
-    </w:p>
-    <w:p>
-      <w:pPr>
-        <w:pStyle w:val="BodyText"/>
-      </w:pPr>
-      <w:r>
-        <w:t xml:space="preserve">MARINA: Номер линии. Общий для всех брендов?</w:t>
-      </w:r>
-    </w:p>
-    <w:p>
-      <w:pPr>
-        <w:pStyle w:val="BodyText"/>
-      </w:pPr>
-      <w:r>
-        <w:t xml:space="preserve">KORNILOVA: Общий. Пациентке всё равно, чей гель. Ей важно, кто ответит ночью.</w:t>
-      </w:r>
-    </w:p>
-    <w:p>
-      <w:pPr>
-        <w:pStyle w:val="BodyText"/>
-      </w:pPr>
-      <w:r>
-        <w:t xml:space="preserve">MARINA: Хорошо. Платное — эксклюзивно у меня. Бесплатное — открыто. Но кто ведёт бесплатное в Петербурге — я хочу знать заранее.</w:t>
-      </w:r>
-    </w:p>
-    <w:p>
-      <w:pPr>
-        <w:pStyle w:val="BodyText"/>
-      </w:pPr>
-      <w:r>
-        <w:t xml:space="preserve">KORNILOVA: Знать — да. Решать — нет. Решаю я. По экзамену.</w:t>
-      </w:r>
-    </w:p>
-    <w:p>
-      <w:pPr>
-        <w:pStyle w:val="BodyText"/>
-      </w:pPr>
-      <w:r>
-        <w:t xml:space="preserve">MARINA: По экзамену. Ирма, ты слышишь? Нам в Петербурге будет непросто.</w:t>
-      </w:r>
-    </w:p>
-    <w:p>
-      <w:pPr>
-        <w:pStyle w:val="BodyText"/>
-      </w:pPr>
-      <w:r>
-        <w:t xml:space="preserve">IRMA: Слышу. Мне нравится. В Петербурге все слишком друг друга хвалят.</w:t>
-      </w:r>
-    </w:p>
-    <w:p>
-      <w:pPr>
-        <w:pStyle w:val="BodyText"/>
-      </w:pPr>
-      <w:r>
-        <w:t xml:space="preserve">KORNILOVA: Ирма Тиграновна, а «Видеть беду» вы бы вели? Для мастеров?</w:t>
-      </w:r>
-    </w:p>
-    <w:p>
-      <w:pPr>
-        <w:pStyle w:val="BodyText"/>
-      </w:pPr>
-      <w:r>
-        <w:t xml:space="preserve">IRMA: Для мастеров? У нас их тысячи. На каждой улице. Они меня ненавидят.</w:t>
-      </w:r>
-    </w:p>
-    <w:p>
-      <w:pPr>
-        <w:pStyle w:val="BodyText"/>
-      </w:pPr>
-      <w:r>
-        <w:t xml:space="preserve">KORNILOVA: Тогда вам надо познакомиться с Кристиной. Она их знает. Они ей верят.</w:t>
-      </w:r>
-    </w:p>
-    <w:p>
-      <w:pPr>
-        <w:pStyle w:val="BodyText"/>
-      </w:pPr>
-      <w:r>
-        <w:t xml:space="preserve">MARINA: Кристина. Из эфира. Я видела. Двенадцать тысяч человек.</w:t>
-      </w:r>
-    </w:p>
-    <w:p>
-      <w:pPr>
-        <w:pStyle w:val="BodyText"/>
-      </w:pPr>
-      <w:r>
-        <w:t xml:space="preserve">KORNILOVA: Двенадцать тысяч. Половина — из Петербурга. Вы этого не знали?</w:t>
-      </w:r>
-    </w:p>
-    <w:p>
-      <w:pPr>
-        <w:pStyle w:val="BodyText"/>
-      </w:pPr>
-      <w:r>
-        <w:t xml:space="preserve">MARINA: Не знала. Значит, у меня в городе есть люди, которых я не видела. Это неприятно.</w:t>
-      </w:r>
-    </w:p>
-    <w:p>
-      <w:pPr>
-        <w:pStyle w:val="BodyText"/>
-      </w:pPr>
-      <w:r>
-        <w:t xml:space="preserve">ALEKSEY: Это нормально. У меня в Москве тоже такие были. Год назад.</w:t>
+        <w:t xml:space="preserve">MARINA: Почему «нет»? Это мой центр, мой тренер и мои вложения. Если кто-то откроет второй центр рядом, на соседней улице, я потеряю всё, что вложила, а вы потеряете партнёра, который вкладывал. По-моему, это плохая сделка для всех.</w:t>
+      </w:r>
+    </w:p>
+    <w:p>
+      <w:pPr>
+        <w:pStyle w:val="BodyText"/>
+      </w:pPr>
+      <w:r>
+        <w:t xml:space="preserve">KORNILOVA: Платное обучение — пожалуйста: шесть модулей, экзамен и сертификация будут в вашем центре, только у вас, на всей территории. Но бесплатные программы, «Осложнения» и «Видеть беду», открыты всем. Их нельзя сделать эксклюзивом, потому что это не товар.</w:t>
+      </w:r>
+    </w:p>
+    <w:p>
+      <w:pPr>
+        <w:pStyle w:val="BodyText"/>
+      </w:pPr>
+      <w:r>
+        <w:t xml:space="preserve">MARINA: Бесплатные программы будут для всех, даже в Петербурге? А кто их будет там вести?</w:t>
+      </w:r>
+    </w:p>
+    <w:p>
+      <w:pPr>
+        <w:pStyle w:val="BodyText"/>
+      </w:pPr>
+      <w:r>
+        <w:t xml:space="preserve">KORNILOVA: Кто угодно, кто сдал экзамен у меня, даже если это не ваш человек и он работает в другой клинике.</w:t>
+      </w:r>
+    </w:p>
+    <w:p>
+      <w:pPr>
+        <w:pStyle w:val="BodyText"/>
+      </w:pPr>
+      <w:r>
+        <w:t xml:space="preserve">MARINA: Но тогда другой дистрибьютор придёт на ваш бесплатный курс и украдёт у меня врачей.</w:t>
+      </w:r>
+    </w:p>
+    <w:p>
+      <w:pPr>
+        <w:pStyle w:val="BodyText"/>
+      </w:pPr>
+      <w:r>
+        <w:t xml:space="preserve">ALEKSEY: На бесплатных курсах нет ни слова о бренде: ни логотипа, ни визитки, ни прайса. Это правило, и его никто не нарушает, даже мы сами. Если мы его нарушим, курс перестанет быть помощью врачам и станет обычной рекламой.</w:t>
+      </w:r>
+    </w:p>
+    <w:p>
+      <w:pPr>
+        <w:pStyle w:val="BodyText"/>
+      </w:pPr>
+      <w:r>
+        <w:t xml:space="preserve">MARINA: Неужели даже визитки нельзя? Даже вашим собственным менеджерам?</w:t>
+      </w:r>
+    </w:p>
+    <w:p>
+      <w:pPr>
+        <w:pStyle w:val="BodyText"/>
+      </w:pPr>
+      <w:r>
+        <w:t xml:space="preserve">IRINA: Даже нашим. Дима однажды спросил, можно ли оставить визитку, и ему сказали, что можно только номер линии.</w:t>
+      </w:r>
+    </w:p>
+    <w:p>
+      <w:pPr>
+        <w:pStyle w:val="BodyText"/>
+      </w:pPr>
+      <w:r>
+        <w:t xml:space="preserve">MARINA: Номер линии? И он общий для всех брендов, а не только для вашего?</w:t>
+      </w:r>
+    </w:p>
+    <w:p>
+      <w:pPr>
+        <w:pStyle w:val="BodyText"/>
+      </w:pPr>
+      <w:r>
+        <w:t xml:space="preserve">KORNILOVA: Общий, потому что пациентке всё равно, чей это гель. Ей важно, кто ответит ей ночью.</w:t>
+      </w:r>
+    </w:p>
+    <w:p>
+      <w:pPr>
+        <w:pStyle w:val="BodyText"/>
+      </w:pPr>
+      <w:r>
+        <w:t xml:space="preserve">MARINA: Хорошо: платное обучение эксклюзивно у меня, а бесплатное открыто. Но я хочу заранее знать, кто ведёт бесплатное в Петербурге.</w:t>
+      </w:r>
+    </w:p>
+    <w:p>
+      <w:pPr>
+        <w:pStyle w:val="BodyText"/>
+      </w:pPr>
+      <w:r>
+        <w:t xml:space="preserve">KORNILOVA: Знать — да. Решать — нет. Решаю я, и только по результатам экзамена.</w:t>
+      </w:r>
+    </w:p>
+    <w:p>
+      <w:pPr>
+        <w:pStyle w:val="BodyText"/>
+      </w:pPr>
+      <w:r>
+        <w:t xml:space="preserve">MARINA: По экзамену… Ирма, ты слышишь? Похоже, нам в Петербурге будет непросто.</w:t>
+      </w:r>
+    </w:p>
+    <w:p>
+      <w:pPr>
+        <w:pStyle w:val="BodyText"/>
+      </w:pPr>
+      <w:r>
+        <w:t xml:space="preserve">IRMA: Слышу, и мне это даже нравится, потому что в Петербурге все слишком друг друга хвалят.</w:t>
+      </w:r>
+    </w:p>
+    <w:p>
+      <w:pPr>
+        <w:pStyle w:val="BodyText"/>
+      </w:pPr>
+      <w:r>
+        <w:t xml:space="preserve">KORNILOVA: Ирма Тиграновна, а вы бы взялись вести «Видеть беду» для мастеров?</w:t>
+      </w:r>
+    </w:p>
+    <w:p>
+      <w:pPr>
+        <w:pStyle w:val="BodyText"/>
+      </w:pPr>
+      <w:r>
+        <w:t xml:space="preserve">IRMA: Для мастеров? У нас их тысячи, на каждой улице, и они меня, честно говоря, ненавидят.</w:t>
+      </w:r>
+    </w:p>
+    <w:p>
+      <w:pPr>
+        <w:pStyle w:val="BodyText"/>
+      </w:pPr>
+      <w:r>
+        <w:t xml:space="preserve">KORNILOVA: Тогда вам надо познакомиться с Кристиной, потому что она их знает и они ей верят.</w:t>
+      </w:r>
+    </w:p>
+    <w:p>
+      <w:pPr>
+        <w:pStyle w:val="BodyText"/>
+      </w:pPr>
+      <w:r>
+        <w:t xml:space="preserve">MARINA: Кристина из эфира? Я видела этот эфир, его смотрели двенадцать тысяч человек.</w:t>
+      </w:r>
+    </w:p>
+    <w:p>
+      <w:pPr>
+        <w:pStyle w:val="BodyText"/>
+      </w:pPr>
+      <w:r>
+        <w:t xml:space="preserve">KORNILOVA: Да, двенадцать тысяч, и половина из них — из Петербурга. Вы этого не знали?</w:t>
+      </w:r>
+    </w:p>
+    <w:p>
+      <w:pPr>
+        <w:pStyle w:val="BodyText"/>
+      </w:pPr>
+      <w:r>
+        <w:t xml:space="preserve">MARINA: Не знала. Значит, у меня в городе есть люди, которых я никогда не видела, и это неприятно.</w:t>
+      </w:r>
+    </w:p>
+    <w:p>
+      <w:pPr>
+        <w:pStyle w:val="BodyText"/>
+      </w:pPr>
+      <w:r>
+        <w:t xml:space="preserve">ALEKSEY: Это нормально. У меня в Москве тоже были такие люди всего год назад.</w:t>
       </w:r>
     </w:p>
     <w:bookmarkEnd w:id="24"/>
@@ -2322,119 +2322,119 @@
         <w:pStyle w:val="FirstParagraph"/>
       </w:pPr>
       <w:r>
-        <w:t xml:space="preserve">OLGA: Ирма Тиграновна сдала практику. С первого раза. Договор готов. Я нашла ещё три запятые.</w:t>
-      </w:r>
-    </w:p>
-    <w:p>
-      <w:pPr>
-        <w:pStyle w:val="BodyText"/>
-      </w:pPr>
-      <w:r>
-        <w:t xml:space="preserve">MARINA: Три. Двенадцать страниц — три запятые. Я думала, будет больше.</w:t>
-      </w:r>
-    </w:p>
-    <w:p>
-      <w:pPr>
-        <w:pStyle w:val="BodyText"/>
-      </w:pPr>
-      <w:r>
-        <w:t xml:space="preserve">OLGA: Было тридцать. Двадцать семь я нашла вчера. Ночью.</w:t>
-      </w:r>
-    </w:p>
-    <w:p>
-      <w:pPr>
-        <w:pStyle w:val="BodyText"/>
-      </w:pPr>
-      <w:r>
-        <w:t xml:space="preserve">IRINA: Подписи. Генеральный директор. Генеральный директор. И вторая подпись — Белова.</w:t>
-      </w:r>
-    </w:p>
-    <w:p>
-      <w:pPr>
-        <w:pStyle w:val="BodyText"/>
-      </w:pPr>
-      <w:r>
-        <w:t xml:space="preserve">MARINA: Вторая подпись. У вас всегда две?</w:t>
-      </w:r>
-    </w:p>
-    <w:p>
-      <w:pPr>
-        <w:pStyle w:val="BodyText"/>
-      </w:pPr>
-      <w:r>
-        <w:t xml:space="preserve">IRINA: Всегда. Две подписи защищают от ошибки, а не от человека. Это с первого дня.</w:t>
-      </w:r>
-    </w:p>
-    <w:p>
-      <w:pPr>
-        <w:pStyle w:val="BodyText"/>
-      </w:pPr>
-      <w:r>
-        <w:t xml:space="preserve">MARINA: Подписала. Алексей Николаевич, у меня подарок. Не открывайте при всех.</w:t>
-      </w:r>
-    </w:p>
-    <w:p>
-      <w:pPr>
-        <w:pStyle w:val="BodyText"/>
-      </w:pPr>
-      <w:r>
-        <w:t xml:space="preserve">ALEKSEY: Почему?</w:t>
-      </w:r>
-    </w:p>
-    <w:p>
-      <w:pPr>
-        <w:pStyle w:val="BodyText"/>
-      </w:pPr>
-      <w:r>
-        <w:t xml:space="preserve">MARINA: Потому что это личное. Ладно. Открывайте. Всё равно все смотрят.</w:t>
-      </w:r>
-    </w:p>
-    <w:p>
-      <w:pPr>
-        <w:pStyle w:val="BodyText"/>
-      </w:pPr>
-      <w:r>
-        <w:t xml:space="preserve">ALEKSEY: Рамка. Бумажка. От руки. «Не навреди». Это… это почерк?</w:t>
-      </w:r>
-    </w:p>
-    <w:p>
-      <w:pPr>
-        <w:pStyle w:val="BodyText"/>
-      </w:pPr>
-      <w:r>
-        <w:t xml:space="preserve">MARINA: Это копия. Почерк отца. Оригинал висит у него над столом до сих пор, хотя он уже не оперирует. Ему восемьдесят один. Он прочитал статью и сказал: «Отвези им. Пусть висит рядом. Две бумажки лучше одной».</w:t>
-      </w:r>
-    </w:p>
-    <w:p>
-      <w:pPr>
-        <w:pStyle w:val="BodyText"/>
-      </w:pPr>
-      <w:r>
-        <w:t xml:space="preserve">IRINA: Куда её повесить?</w:t>
-      </w:r>
-    </w:p>
-    <w:p>
-      <w:pPr>
-        <w:pStyle w:val="BodyText"/>
-      </w:pPr>
-      <w:r>
-        <w:t xml:space="preserve">MARINA: Рядом с картонкой. Только ровно. Рамка — это Петербург. Её надо вешать ровно.</w:t>
-      </w:r>
-    </w:p>
-    <w:p>
-      <w:pPr>
-        <w:pStyle w:val="BodyText"/>
-      </w:pPr>
-      <w:r>
-        <w:t xml:space="preserve">ALEKSEY: Первая зелёная булавка. Петербург. Эксклюзив на территории. На три года.</w:t>
-      </w:r>
-    </w:p>
-    <w:p>
-      <w:pPr>
-        <w:pStyle w:val="BodyText"/>
-      </w:pPr>
-      <w:r>
-        <w:t xml:space="preserve">MARINA: На три года. Если я выполню план. Если вы выполните коды. Если Ольга Петровна найдёт все запятые.</w:t>
+        <w:t xml:space="preserve">OLGA: Ирма Тиграновна сдала практику с первого раза, так что договор готов. Правда, я нашла в нём ещё три запятые.</w:t>
+      </w:r>
+    </w:p>
+    <w:p>
+      <w:pPr>
+        <w:pStyle w:val="BodyText"/>
+      </w:pPr>
+      <w:r>
+        <w:t xml:space="preserve">MARINA: Всего три запятые на двенадцать страниц? Я думала, что их будет гораздо больше.</w:t>
+      </w:r>
+    </w:p>
+    <w:p>
+      <w:pPr>
+        <w:pStyle w:val="BodyText"/>
+      </w:pPr>
+      <w:r>
+        <w:t xml:space="preserve">OLGA: Их было тридцать, но двадцать семь я нашла ещё вчера, ночью, пока все спали.</w:t>
+      </w:r>
+    </w:p>
+    <w:p>
+      <w:pPr>
+        <w:pStyle w:val="BodyText"/>
+      </w:pPr>
+      <w:r>
+        <w:t xml:space="preserve">IRINA: Теперь подписи: генеральный директор с одной стороны, генеральный директор с другой, и вторая подпись — Белова.</w:t>
+      </w:r>
+    </w:p>
+    <w:p>
+      <w:pPr>
+        <w:pStyle w:val="BodyText"/>
+      </w:pPr>
+      <w:r>
+        <w:t xml:space="preserve">MARINA: Вторая подпись? У вас всегда ставят две подписи?</w:t>
+      </w:r>
+    </w:p>
+    <w:p>
+      <w:pPr>
+        <w:pStyle w:val="BodyText"/>
+      </w:pPr>
+      <w:r>
+        <w:t xml:space="preserve">IRINA: Всегда, с первого дня. Две подписи защищают от ошибки, а не от человека.</w:t>
+      </w:r>
+    </w:p>
+    <w:p>
+      <w:pPr>
+        <w:pStyle w:val="BodyText"/>
+      </w:pPr>
+      <w:r>
+        <w:t xml:space="preserve">MARINA: Я подписала. Алексей Николаевич, у меня для вас подарок, только не открывайте его при всех.</w:t>
+      </w:r>
+    </w:p>
+    <w:p>
+      <w:pPr>
+        <w:pStyle w:val="BodyText"/>
+      </w:pPr>
+      <w:r>
+        <w:t xml:space="preserve">ALEKSEY: А почему не при всех, если не секрет?</w:t>
+      </w:r>
+    </w:p>
+    <w:p>
+      <w:pPr>
+        <w:pStyle w:val="BodyText"/>
+      </w:pPr>
+      <w:r>
+        <w:t xml:space="preserve">MARINA: Потому что это личное. Ладно, открывайте, всё равно все уже смотрят.</w:t>
+      </w:r>
+    </w:p>
+    <w:p>
+      <w:pPr>
+        <w:pStyle w:val="BodyText"/>
+      </w:pPr>
+      <w:r>
+        <w:t xml:space="preserve">ALEKSEY: Рамка, а в ней бумажка, написанная от руки: «Не навреди». Это… это чей-то почерк?</w:t>
+      </w:r>
+    </w:p>
+    <w:p>
+      <w:pPr>
+        <w:pStyle w:val="BodyText"/>
+      </w:pPr>
+      <w:r>
+        <w:t xml:space="preserve">MARINA: Это копия, а почерк моего отца. Оригинал до сих пор висит у него над столом, хотя он уже не оперирует, ему восемьдесят один. Он прочитал статью о вас и сказал: «Отвези им. Пусть висит рядом. Две бумажки лучше одной».</w:t>
+      </w:r>
+    </w:p>
+    <w:p>
+      <w:pPr>
+        <w:pStyle w:val="BodyText"/>
+      </w:pPr>
+      <w:r>
+        <w:t xml:space="preserve">IRINA: Спасибо, это очень трогательно. А куда же нам её повесить?</w:t>
+      </w:r>
+    </w:p>
+    <w:p>
+      <w:pPr>
+        <w:pStyle w:val="BodyText"/>
+      </w:pPr>
+      <w:r>
+        <w:t xml:space="preserve">MARINA: Рядом с картонкой, только ровно, потому что рамка — это Петербург, а её надо вешать ровно.</w:t>
+      </w:r>
+    </w:p>
+    <w:p>
+      <w:pPr>
+        <w:pStyle w:val="BodyText"/>
+      </w:pPr>
+      <w:r>
+        <w:t xml:space="preserve">ALEKSEY: Это наша первая зелёная булавка: Петербург и эксклюзив на территории на три года.</w:t>
+      </w:r>
+    </w:p>
+    <w:p>
+      <w:pPr>
+        <w:pStyle w:val="BodyText"/>
+      </w:pPr>
+      <w:r>
+        <w:t xml:space="preserve">MARINA: На три года, если я выполню план, если вы выполните коды и если Ольга Петровна найдёт все запятые.</w:t>
       </w:r>
     </w:p>
     <w:p>
@@ -3578,7 +3578,7 @@
         <w:t xml:space="preserve">“</w:t>
       </w:r>
       <w:r>
-        <w:t xml:space="preserve">Три. Меньше — нет смысла. Первый год я вкладываю: тренер, клиника, врач на линии, холодильник побольше. Второй — выхожу в ноль, если повезёт с зимой. Третий — наконец зарабатываю. Меньше трёх лет — это подарок вам, а не договор.</w:t>
+        <w:t xml:space="preserve">Три. Меньше просто нет смысла. Первый год я только вкладываю: тренер, клиника, врач на линии и холодильник побольше. Второй год я выхожу в ноль, если повезёт с зимой. И только на третий я наконец зарабатываю. Меньше трёх лет — это подарок вам, а не договор.</w:t>
       </w:r>
       <w:r>
         <w:t xml:space="preserve">”</w:t>
@@ -3658,19 +3658,19 @@
               <w:jc w:val="left"/>
             </w:pPr>
             <w:r>
-              <w:t xml:space="preserve">Три. Меньше — нет смысла.</w:t>
-            </w:r>
-          </w:p>
-        </w:tc>
-        <w:tc>
-          <w:tcPr/>
-          <w:p>
-            <w:pPr>
-              <w:pStyle w:val="Compact"/>
-              <w:jc w:val="left"/>
-            </w:pPr>
-            <w:r>
-              <w:t xml:space="preserve">생략 구문</w:t>
+              <w:t xml:space="preserve">Три. Меньше просто нет смысла.</w:t>
+            </w:r>
+          </w:p>
+        </w:tc>
+        <w:tc>
+          <w:tcPr/>
+          <w:p>
+            <w:pPr>
+              <w:pStyle w:val="Compact"/>
+              <w:jc w:val="left"/>
+            </w:pPr>
+            <w:r>
+              <w:t xml:space="preserve">생략 구문 + просто(강조)</w:t>
             </w:r>
           </w:p>
         </w:tc>
@@ -3696,19 +3696,19 @@
               <w:jc w:val="left"/>
             </w:pPr>
             <w:r>
-              <w:t xml:space="preserve">Первый год я вкладываю: …</w:t>
-            </w:r>
-          </w:p>
-        </w:tc>
-        <w:tc>
-          <w:tcPr/>
-          <w:p>
-            <w:pPr>
-              <w:pStyle w:val="Compact"/>
-              <w:jc w:val="left"/>
-            </w:pPr>
-            <w:r>
-              <w:t xml:space="preserve">콜론 + 나열</w:t>
+              <w:t xml:space="preserve">Первый год я только вкладываю: …</w:t>
+            </w:r>
+          </w:p>
+        </w:tc>
+        <w:tc>
+          <w:tcPr/>
+          <w:p>
+            <w:pPr>
+              <w:pStyle w:val="Compact"/>
+              <w:jc w:val="left"/>
+            </w:pPr>
+            <w:r>
+              <w:t xml:space="preserve">콜론 + 나열, только(~만)</w:t>
             </w:r>
           </w:p>
         </w:tc>
@@ -3734,7 +3734,7 @@
               <w:jc w:val="left"/>
             </w:pPr>
             <w:r>
-              <w:t xml:space="preserve">Второй — выхожу в ноль, если повезёт с зимой.</w:t>
+              <w:t xml:space="preserve">Второй год я выхожу в ноль, если повезёт с зимой.</w:t>
             </w:r>
           </w:p>
         </w:tc>
@@ -3772,19 +3772,19 @@
               <w:jc w:val="left"/>
             </w:pPr>
             <w:r>
-              <w:t xml:space="preserve">Третий — наконец зарабатываю.</w:t>
-            </w:r>
-          </w:p>
-        </w:tc>
-        <w:tc>
-          <w:tcPr/>
-          <w:p>
-            <w:pPr>
-              <w:pStyle w:val="Compact"/>
-              <w:jc w:val="left"/>
-            </w:pPr>
-            <w:r>
-              <w:t xml:space="preserve">наконец(드디어)</w:t>
+              <w:t xml:space="preserve">И только на третий я наконец зарабатываю.</w:t>
+            </w:r>
+          </w:p>
+        </w:tc>
+        <w:tc>
+          <w:tcPr/>
+          <w:p>
+            <w:pPr>
+              <w:pStyle w:val="Compact"/>
+              <w:jc w:val="left"/>
+            </w:pPr>
+            <w:r>
+              <w:t xml:space="preserve">только на…(~에야 비로소) + наконец(드디어)</w:t>
             </w:r>
           </w:p>
         </w:tc>
@@ -3846,7 +3846,7 @@
         <w:t xml:space="preserve">“</w:t>
       </w:r>
       <w:r>
-        <w:t xml:space="preserve">N. Меньше — нет смысла. Первый год… Второй… Третий… Меньше N — это…, а не…</w:t>
+        <w:t xml:space="preserve">N. Меньше просто нет смысла. Первый год я только… Второй год…, если… И только на третий я наконец… Меньше N — это…, а не…</w:t>
       </w:r>
       <w:r>
         <w:t xml:space="preserve">”</w:t>
@@ -3865,7 +3865,7 @@
         <w:t xml:space="preserve"> </w:t>
       </w:r>
       <w:r>
-        <w:t xml:space="preserve">если · наконец · а не</w:t>
+        <w:t xml:space="preserve">если · только на…(~에야) · наконец · а не</w:t>
       </w:r>
       <w:r>
         <w:t xml:space="preserve"> </w:t>
@@ -3881,7 +3881,7 @@
         <w:t xml:space="preserve"> </w:t>
       </w:r>
       <w:r>
-        <w:t xml:space="preserve">계약 기간이 왜 그만큼 필요한지 연도별 투자·수익 구조로 30~40단어 설명하기.</w:t>
+        <w:t xml:space="preserve">계약 기간이 왜 그만큼 필요한지 연도별 투자·수익 구조로 35~60단어 설명하기.</w:t>
       </w:r>
     </w:p>
     <w:bookmarkEnd w:id="30"/>
@@ -4318,119 +4318,119 @@
         <w:pStyle w:val="FirstParagraph"/>
       </w:pPr>
       <w:r>
-        <w:t xml:space="preserve">마리나: 10시 정각. 안녕하세요. 이거예요? 판지?</w:t>
-      </w:r>
-    </w:p>
-    <w:p>
-      <w:pPr>
-        <w:pStyle w:val="BodyText"/>
-      </w:pPr>
-      <w:r>
-        <w:t xml:space="preserve">알렉세이: 그거예요. 할머니 거. 40년 동안 시골 진료소 문 위에 걸려 있었어요. 3년째 — 여기, 우리 문 위에. 아무도 떼지 않아요. 우리 기업 협약에 적혀 있어요. 8항. 변호사가 처음엔 웃었죠.</w:t>
-      </w:r>
-    </w:p>
-    <w:p>
-      <w:pPr>
-        <w:pStyle w:val="BodyText"/>
-      </w:pPr>
-      <w:r>
-        <w:t xml:space="preserve">마리나: 비뚤게 걸려 있네요. 사진처럼. 바로잡지 않아서 다행이에요.</w:t>
-      </w:r>
-    </w:p>
-    <w:p>
-      <w:pPr>
-        <w:pStyle w:val="BodyText"/>
-      </w:pPr>
-      <w:r>
-        <w:t xml:space="preserve">이리나: 바로잡았어요. 두 번. 다시 돌아가요. 못이 오래돼서 그런가 봐요.</w:t>
-      </w:r>
-    </w:p>
-    <w:p>
-      <w:pPr>
-        <w:pStyle w:val="BodyText"/>
-      </w:pPr>
-      <w:r>
-        <w:t xml:space="preserve">마리나: 못이 더 잘 알아요. 못과 다투지 마요. 이쪽은 내 강사예요. 이르마 티그라노브나 사르키샨.</w:t>
-      </w:r>
-    </w:p>
-    <w:p>
-      <w:pPr>
-        <w:pStyle w:val="BodyText"/>
-      </w:pPr>
-      <w:r>
-        <w:t xml:space="preserve">이르마: 안녕하세요. 경력 22년. 시험 보러 왔어요. 엄격하다고 들었어요.</w:t>
-      </w:r>
-    </w:p>
-    <w:p>
-      <w:pPr>
-        <w:pStyle w:val="BodyText"/>
-      </w:pPr>
-      <w:r>
-        <w:t xml:space="preserve">코르닐로바: 엄격해요. 오늘은 이론. 실기는 내일. 이론을 통과하면.</w:t>
-      </w:r>
-    </w:p>
-    <w:p>
-      <w:pPr>
-        <w:pStyle w:val="BodyText"/>
-      </w:pPr>
-      <w:r>
-        <w:t xml:space="preserve">이르마: 통과 못 하면요?</w:t>
-      </w:r>
-    </w:p>
-    <w:p>
-      <w:pPr>
-        <w:pStyle w:val="BodyText"/>
-      </w:pPr>
-      <w:r>
-        <w:t xml:space="preserve">코르닐로바: 그럼 다시 와요. 모두처럼. 페테르부르크에서라도.</w:t>
-      </w:r>
-    </w:p>
-    <w:p>
-      <w:pPr>
-        <w:pStyle w:val="BodyText"/>
-      </w:pPr>
-      <w:r>
-        <w:t xml:space="preserve">마리나: 옐레나 빅토로브나, 미리 말해 두는데요: 이르마는 다 통과해요. 그게 그 사람 문제예요.</w:t>
-      </w:r>
-    </w:p>
-    <w:p>
-      <w:pPr>
-        <w:pStyle w:val="BodyText"/>
-      </w:pPr>
-      <w:r>
-        <w:t xml:space="preserve">코르닐로바: 어떤 문제인지 보죠. 가요, 이르마 티그라노브나. 커피 없이.</w:t>
-      </w:r>
-    </w:p>
-    <w:p>
-      <w:pPr>
-        <w:pStyle w:val="BodyText"/>
-      </w:pPr>
-      <w:r>
-        <w:t xml:space="preserve">이르마: 커피 없이. 90년대 레닌그라드처럼요. 익숙해요.</w:t>
-      </w:r>
-    </w:p>
-    <w:p>
-      <w:pPr>
-        <w:pStyle w:val="BodyText"/>
-      </w:pPr>
-      <w:r>
-        <w:t xml:space="preserve">올가: 마리나, 미로노바예요. 계약서 초안 읽었어요. 12쪽.</w:t>
-      </w:r>
-    </w:p>
-    <w:p>
-      <w:pPr>
-        <w:pStyle w:val="BodyText"/>
-      </w:pPr>
-      <w:r>
-        <w:t xml:space="preserve">마리나: 읽으신 거 알아요. 파일을 몇 번 여셨는지 봤어요. 아홉 번.</w:t>
-      </w:r>
-    </w:p>
-    <w:p>
-      <w:pPr>
-        <w:pStyle w:val="BodyText"/>
-      </w:pPr>
-      <w:r>
-        <w:t xml:space="preserve">올가: 열 번. 한 번은 — 휴대폰으로, 발코니에서. 시작할까요?</w:t>
+        <w:t xml:space="preserve">마리나: 정각 10시예요, 안녕하세요. 이게 바로 글에서 봤던 그 판지예요?</w:t>
+      </w:r>
+    </w:p>
+    <w:p>
+      <w:pPr>
+        <w:pStyle w:val="BodyText"/>
+      </w:pPr>
+      <w:r>
+        <w:t xml:space="preserve">알렉세이: 네, 그거예요, 할머니 거죠. 40년 동안 마을 진료소 문 위에 걸려 있었고, 벌써 3년째 여기 우리 문 위에 걸려 있어요. 아무도 떼지 않아요. 우리 주주 계약서 8조에도 적혀 있어요. 처음엔 변호사가 웃었죠.</w:t>
+      </w:r>
+    </w:p>
+    <w:p>
+      <w:pPr>
+        <w:pStyle w:val="BodyText"/>
+      </w:pPr>
+      <w:r>
+        <w:t xml:space="preserve">마리나: 사진에서처럼 삐뚤게 걸려 있네요. 바로잡지 않으셔서 다행이에요.</w:t>
+      </w:r>
+    </w:p>
+    <w:p>
+      <w:pPr>
+        <w:pStyle w:val="BodyText"/>
+      </w:pPr>
+      <w:r>
+        <w:t xml:space="preserve">이리나: 두 번이나 바로잡았는데 자꾸 원래대로 돌아가요. 아마 못이 오래돼서 그런가 봐요.</w:t>
+      </w:r>
+    </w:p>
+    <w:p>
+      <w:pPr>
+        <w:pStyle w:val="BodyText"/>
+      </w:pPr>
+      <w:r>
+        <w:t xml:space="preserve">마리나: 못이 더 잘 아는 거죠. 그러니 못하고 다투지 마세요. 그리고 이분은 제 강사, 이르마 티그라노브나 사르키샨이에요.</w:t>
+      </w:r>
+    </w:p>
+    <w:p>
+      <w:pPr>
+        <w:pStyle w:val="BodyText"/>
+      </w:pPr>
+      <w:r>
+        <w:t xml:space="preserve">이르마: 안녕하세요. 경력 22년이고, 시험 보러 왔어요. 시험이 엄격하다고 들었어요.</w:t>
+      </w:r>
+    </w:p>
+    <w:p>
+      <w:pPr>
+        <w:pStyle w:val="BodyText"/>
+      </w:pPr>
+      <w:r>
+        <w:t xml:space="preserve">코르닐로바: 엄격해요. 오늘은 이론을 보고, 실기는 내일이에요. 이론을 통과해야만요.</w:t>
+      </w:r>
+    </w:p>
+    <w:p>
+      <w:pPr>
+        <w:pStyle w:val="BodyText"/>
+      </w:pPr>
+      <w:r>
+        <w:t xml:space="preserve">이르마: 그럼 처음에 통과 못 하면 어떻게 돼요?</w:t>
+      </w:r>
+    </w:p>
+    <w:p>
+      <w:pPr>
+        <w:pStyle w:val="BodyText"/>
+      </w:pPr>
+      <w:r>
+        <w:t xml:space="preserve">코르닐로바: 그럼 다른 사람들처럼 다시 오셔야죠. 페테르부르크에서 와야 하더라도요.</w:t>
+      </w:r>
+    </w:p>
+    <w:p>
+      <w:pPr>
+        <w:pStyle w:val="BodyText"/>
+      </w:pPr>
+      <w:r>
+        <w:t xml:space="preserve">마리나: 옐레나 빅토로브나, 미리 말씀드리는데요, 이르마는 다 통과해요. 그게 이 사람의 가장 큰 문제예요.</w:t>
+      </w:r>
+    </w:p>
+    <w:p>
+      <w:pPr>
+        <w:pStyle w:val="BodyText"/>
+      </w:pPr>
+      <w:r>
+        <w:t xml:space="preserve">코르닐로바: 어떤 문제인지 보죠. 가시죠, 이르마 티그라노브나. 커피는 바로 생략하고요.</w:t>
+      </w:r>
+    </w:p>
+    <w:p>
+      <w:pPr>
+        <w:pStyle w:val="BodyText"/>
+      </w:pPr>
+      <w:r>
+        <w:t xml:space="preserve">이르마: 커피 없이요. 90년대 레닌그라드처럼요. 괜찮아요, 익숙해요.</w:t>
+      </w:r>
+    </w:p>
+    <w:p>
+      <w:pPr>
+        <w:pStyle w:val="BodyText"/>
+      </w:pPr>
+      <w:r>
+        <w:t xml:space="preserve">올가: 마리나, 미로노바예요. 12쪽짜리 계약서 초안을 꼼꼼히 읽었어요.</w:t>
+      </w:r>
+    </w:p>
+    <w:p>
+      <w:pPr>
+        <w:pStyle w:val="BodyText"/>
+      </w:pPr>
+      <w:r>
+        <w:t xml:space="preserve">마리나: 읽으신 거 알아요. 파일을 몇 번 여셨는지 봤거든요. 아홉 번이요.</w:t>
+      </w:r>
+    </w:p>
+    <w:p>
+      <w:pPr>
+        <w:pStyle w:val="BodyText"/>
+      </w:pPr>
+      <w:r>
+        <w:t xml:space="preserve">올가: 열 번이에요. 한 번은 발코니에서 휴대폰으로 열었으니까요. 자, 시작할까요?</w:t>
       </w:r>
     </w:p>
     <w:bookmarkEnd w:id="33"/>
@@ -4448,279 +4448,279 @@
         <w:pStyle w:val="FirstParagraph"/>
       </w:pPr>
       <w:r>
-        <w:t xml:space="preserve">마리나: 시작해요. 첫 조항부터. 가장 중요하니까.</w:t>
-      </w:r>
-    </w:p>
-    <w:p>
-      <w:pPr>
-        <w:pStyle w:val="BodyText"/>
-      </w:pPr>
-      <w:r>
-        <w:t xml:space="preserve">올가: 1조. 지역. 이렇게 쓰셨어요: 「상트페테르부르크, 레닌그라드주 및 북서 연방 관구」. 지역이 11개예요.</w:t>
-      </w:r>
-    </w:p>
-    <w:p>
-      <w:pPr>
-        <w:pStyle w:val="BodyText"/>
-      </w:pPr>
-      <w:r>
-        <w:t xml:space="preserve">마리나: 11개. 7개에서 일하고 있어요. 나머지 4개는 — 첫해에 시작할 거예요.</w:t>
-      </w:r>
-    </w:p>
-    <w:p>
-      <w:pPr>
-        <w:pStyle w:val="BodyText"/>
-      </w:pPr>
-      <w:r>
-        <w:t xml:space="preserve">올가: 4개는 — 시작할 거다. 아니면 시작하려고 한다? 계약서에선 다른 말이에요.</w:t>
-      </w:r>
-    </w:p>
-    <w:p>
-      <w:pPr>
-        <w:pStyle w:val="BodyText"/>
-      </w:pPr>
-      <w:r>
-        <w:t xml:space="preserve">마리나: 하려고 한다. 솔직히. 무르만스크와 식티프카르 — 한 번 가 봤어요.</w:t>
-      </w:r>
-    </w:p>
-    <w:p>
-      <w:pPr>
-        <w:pStyle w:val="BodyText"/>
-      </w:pPr>
-      <w:r>
-        <w:t xml:space="preserve">이리나: 그럼 이렇게 제안해요. 이미 일하는 7개 지역 — 첫날부터 독점. 나머지 4개 — 1년 뒤 거기 교육받은 의사가 있는 클리닉이 최소 셋, 상담선 당직 의사가 있으면 독점.</w:t>
-      </w:r>
-    </w:p>
-    <w:p>
-      <w:pPr>
-        <w:pStyle w:val="BodyText"/>
-      </w:pPr>
-      <w:r>
-        <w:t xml:space="preserve">마리나: 없으면 — 그 넷은 넘어가요? 누구에게?</w:t>
-      </w:r>
-    </w:p>
-    <w:p>
-      <w:pPr>
-        <w:pStyle w:val="BodyText"/>
-      </w:pPr>
-      <w:r>
-        <w:t xml:space="preserve">알렉세이: 당분간은 아무에게도요. 온도 일지 있는 파트너를 찾을 때까지 비워 둬요. 먼저 달라는 사람에게 주지 않아요. 보통 먼저 달라는 사람은 일지는 없고 팔고 싶은 마음만 있거든요.</w:t>
-      </w:r>
-    </w:p>
-    <w:p>
-      <w:pPr>
-        <w:pStyle w:val="BodyText"/>
-      </w:pPr>
-      <w:r>
-        <w:t xml:space="preserve">마리나: 좋아요. 정직하네요. 하지만 칼리닌그라드는 — 내 거예요. 관구 안에 있어요.</w:t>
-      </w:r>
-    </w:p>
-    <w:p>
-      <w:pPr>
-        <w:pStyle w:val="BodyText"/>
-      </w:pPr>
-      <w:r>
-        <w:t xml:space="preserve">올가: 칼리닌그라드는 — 별도의 국경이에요. 별도의 세관, 별도의 물류, 다른 나라를 통과하는 운송. 리투아니아를 지나는 냉장고는 이제 당신 일지만이 아니에요. 당신이 모르는 리투아니아 운송사의 일지예요.</w:t>
-      </w:r>
-    </w:p>
-    <w:p>
-      <w:pPr>
-        <w:pStyle w:val="BodyText"/>
-      </w:pPr>
-      <w:r>
-        <w:t xml:space="preserve">마리나: 5년 동안 거기 운송했어요. 리투아니아를 거쳐, 국경이 닫히면 우스트루가에서 페리로. 납품마다, 이동 시간마다 일지가 있어요. 페리가 안개 속에서 8시간 서 있던 때까지도.</w:t>
-      </w:r>
-    </w:p>
-    <w:p>
-      <w:pPr>
-        <w:pStyle w:val="BodyText"/>
-      </w:pPr>
-      <w:r>
-        <w:t xml:space="preserve">올가: 보여 주실래요?</w:t>
-      </w:r>
-    </w:p>
-    <w:p>
-      <w:pPr>
-        <w:pStyle w:val="BodyText"/>
-      </w:pPr>
-      <w:r>
-        <w:t xml:space="preserve">마리나: 보여 줄게요. 오늘 보낼게요. 5년, 모든 납품, 모든 온도.</w:t>
-      </w:r>
-    </w:p>
-    <w:p>
-      <w:pPr>
-        <w:pStyle w:val="BodyText"/>
-      </w:pPr>
-      <w:r>
-        <w:t xml:space="preserve">올가: 그럼 칼리닌그라드는 — 조건부. 일지가 내 검토를 통과하면.</w:t>
-      </w:r>
-    </w:p>
-    <w:p>
-      <w:pPr>
-        <w:pStyle w:val="BodyText"/>
-      </w:pPr>
-      <w:r>
-        <w:t xml:space="preserve">마리나: 당신의 검토. 12년 동안 아무도 내 일지를 검토하지 않았어요. 나 자신뿐.</w:t>
-      </w:r>
-    </w:p>
-    <w:p>
-      <w:pPr>
-        <w:pStyle w:val="BodyText"/>
-      </w:pPr>
-      <w:r>
-        <w:t xml:space="preserve">이리나: 이제부턴 둘이에요. 익숙해지세요.</w:t>
-      </w:r>
-    </w:p>
-    <w:p>
-      <w:pPr>
-        <w:pStyle w:val="BodyText"/>
-      </w:pPr>
-      <w:r>
-        <w:t xml:space="preserve">마리나: 익숙해지는 중이에요. 12년 혼자였어요. 오히려 좋네요.</w:t>
-      </w:r>
-    </w:p>
-    <w:p>
-      <w:pPr>
-        <w:pStyle w:val="BodyText"/>
-      </w:pPr>
-      <w:r>
-        <w:t xml:space="preserve">알렉세이: 2조. 기간. 3년을 원하시죠.</w:t>
-      </w:r>
-    </w:p>
-    <w:p>
-      <w:pPr>
-        <w:pStyle w:val="BodyText"/>
-      </w:pPr>
-      <w:r>
-        <w:t xml:space="preserve">마리나: 3년. 그보다 짧으면 — 의미 없어요. 첫해엔 투자해요: 강사, 클리닉, 상담선 의사, 더 큰 냉장고. 둘째 해엔 — 겨울 운이 좋으면 본전. 셋째 해에 — 드디어 벌어요. 3년 미만이면 계약이 아니라 당신들에게 주는 선물이에요.</w:t>
-      </w:r>
-    </w:p>
-    <w:p>
-      <w:pPr>
-        <w:pStyle w:val="BodyText"/>
-      </w:pPr>
-      <w:r>
-        <w:t xml:space="preserve">이리나: 나도 똑같이 계산했어요. 첫해엔 당신이 마이너스. 약 200만.</w:t>
-      </w:r>
-    </w:p>
-    <w:p>
-      <w:pPr>
-        <w:pStyle w:val="BodyText"/>
-      </w:pPr>
-      <w:r>
-        <w:t xml:space="preserve">마리나: 220만. 칼리닌그라드 없이 계산하셨네요.</w:t>
-      </w:r>
-    </w:p>
-    <w:p>
-      <w:pPr>
-        <w:pStyle w:val="BodyText"/>
-      </w:pPr>
-      <w:r>
-        <w:t xml:space="preserve">이리나: 없이. 일부러. 검토를 통과할 때까지.</w:t>
-      </w:r>
-    </w:p>
-    <w:p>
-      <w:pPr>
-        <w:pStyle w:val="BodyText"/>
-      </w:pPr>
-      <w:r>
-        <w:t xml:space="preserve">알렉세이: 3년 — 동의해요. 계획과 함께. 두 분기 연속 계획 미달이면 — 독점 종료.</w:t>
-      </w:r>
-    </w:p>
-    <w:p>
-      <w:pPr>
-        <w:pStyle w:val="BodyText"/>
-      </w:pPr>
-      <w:r>
-        <w:t xml:space="preserve">마리나: 두 분기 연속. 한 분기면요? 예를 들어 위기. 루블 폭락.</w:t>
-      </w:r>
-    </w:p>
-    <w:p>
-      <w:pPr>
-        <w:pStyle w:val="BodyText"/>
-      </w:pPr>
-      <w:r>
-        <w:t xml:space="preserve">올가: 그럼 계약서에 「위기」가 뭔지 있어야 해요. 말이 아니라 — 숫자로.</w:t>
-      </w:r>
-    </w:p>
-    <w:p>
-      <w:pPr>
-        <w:pStyle w:val="BodyText"/>
-      </w:pPr>
-      <w:r>
-        <w:t xml:space="preserve">이리나: 환율이 특정 수치를 넘으면 — 계획 재검토. 위약금 없이. 양측이 마주 앉아요.</w:t>
-      </w:r>
-    </w:p>
-    <w:p>
-      <w:pPr>
-        <w:pStyle w:val="BodyText"/>
-      </w:pPr>
-      <w:r>
-        <w:t xml:space="preserve">마리나: 좋아요. 페테르부르크식이네요. 편지를 쓰는 게 아니라 마주 앉는 거.</w:t>
-      </w:r>
-    </w:p>
-    <w:p>
-      <w:pPr>
-        <w:pStyle w:val="BodyText"/>
-      </w:pPr>
-      <w:r>
-        <w:t xml:space="preserve">올가: 모스크바식이면 편지를 열 통 썼을 거예요. 하나도 안 읽고.</w:t>
-      </w:r>
-    </w:p>
-    <w:p>
-      <w:pPr>
-        <w:pStyle w:val="BodyText"/>
-      </w:pPr>
-      <w:r>
-        <w:t xml:space="preserve">알렉세이: 3조. 계획. 첫해에 얼마나 가져가실 수 있어요?</w:t>
-      </w:r>
-    </w:p>
-    <w:p>
-      <w:pPr>
-        <w:pStyle w:val="BodyText"/>
-      </w:pPr>
-      <w:r>
-        <w:t xml:space="preserve">마리나: 주사기 2천 개. 클리닉 80곳이지만 한꺼번에는 아니에요. 교육이 느리니까요.</w:t>
-      </w:r>
-    </w:p>
-    <w:p>
-      <w:pPr>
-        <w:pStyle w:val="BodyText"/>
-      </w:pPr>
-      <w:r>
-        <w:t xml:space="preserve">이리나: 2천 개는 — 11개 지역 독점치고는 적어요.</w:t>
-      </w:r>
-    </w:p>
-    <w:p>
-      <w:pPr>
-        <w:pStyle w:val="BodyText"/>
-      </w:pPr>
-      <w:r>
-        <w:t xml:space="preserve">마리나: 2천 개가 — 첫해엔 정직한 숫자예요. 5천이라고 쓸 수도 있어요. 하지만 예쁜 숫자는 싫어하시잖아요.</w:t>
-      </w:r>
-    </w:p>
-    <w:p>
-      <w:pPr>
-        <w:pStyle w:val="BodyText"/>
-      </w:pPr>
-      <w:r>
-        <w:t xml:space="preserve">이리나: 싫어하죠. 그럼 — 첫해 2천. 둘째 해 4천. 셋째 해 6천.</w:t>
-      </w:r>
-    </w:p>
-    <w:p>
-      <w:pPr>
-        <w:pStyle w:val="BodyText"/>
-      </w:pPr>
-      <w:r>
-        <w:t xml:space="preserve">마리나: 셋째 해 6천. 많네요. 하지만 상담선과 코드가 모스크바처럼 돌아가면 — 가능해요.</w:t>
-      </w:r>
-    </w:p>
-    <w:p>
-      <w:pPr>
-        <w:pStyle w:val="BodyText"/>
-      </w:pPr>
-      <w:r>
-        <w:t xml:space="preserve">알렉세이: 그럼 그렇게 써요. 위기 시 재검토와 함께.</w:t>
+        <w:t xml:space="preserve">마리나: 시작하죠. 첫 조항부터 하는 게 제일 좋아요. 그게 제일 중요하니까요.</w:t>
+      </w:r>
+    </w:p>
+    <w:p>
+      <w:pPr>
+        <w:pStyle w:val="BodyText"/>
+      </w:pPr>
+      <w:r>
+        <w:t xml:space="preserve">올가: 1조, 지역이요. 이렇게 쓰셨어요: 「상트페테르부르크, 레닌그라드주 및 북서 연방 관구」. 그런데 이건 지역이 11개예요.</w:t>
+      </w:r>
+    </w:p>
+    <w:p>
+      <w:pPr>
+        <w:pStyle w:val="BodyText"/>
+      </w:pPr>
+      <w:r>
+        <w:t xml:space="preserve">마리나: 네, 11개요. 이미 일곱 곳에서 일하고 있고, 나머지 네 곳은 첫해에 시작할 거예요.</w:t>
+      </w:r>
+    </w:p>
+    <w:p>
+      <w:pPr>
+        <w:pStyle w:val="BodyText"/>
+      </w:pPr>
+      <w:r>
+        <w:t xml:space="preserve">올가: 잠깐만요. 네 곳에서 시작할 건가요, 아니면 시작하려는 건가요? 계약서에선 완전히 다른 말이에요.</w:t>
+      </w:r>
+    </w:p>
+    <w:p>
+      <w:pPr>
+        <w:pStyle w:val="BodyText"/>
+      </w:pPr>
+      <w:r>
+        <w:t xml:space="preserve">마리나: 솔직히 말하면, 시작하려는 거예요. 무르만스크와 식티프카르는 평생 딱 한 번 가 봤어요.</w:t>
+      </w:r>
+    </w:p>
+    <w:p>
+      <w:pPr>
+        <w:pStyle w:val="BodyText"/>
+      </w:pPr>
+      <w:r>
+        <w:t xml:space="preserve">이리나: 그럼 이렇게 제안할게요. 이미 일하고 계신 일곱 지역은 첫날부터 독점이에요. 나머지 네 곳은, 1년 뒤에 교육받은 의사가 있는 클리닉이 최소 세 곳 있고 상담선에 당직 의사가 있으면 독점이 돼요.</w:t>
+      </w:r>
+    </w:p>
+    <w:p>
+      <w:pPr>
+        <w:pStyle w:val="BodyText"/>
+      </w:pPr>
+      <w:r>
+        <w:t xml:space="preserve">마리나: 그게 없으면 그 네 곳은 빠지는 거예요? 정확히 누구한테요?</w:t>
+      </w:r>
+    </w:p>
+    <w:p>
+      <w:pPr>
+        <w:pStyle w:val="BodyText"/>
+      </w:pPr>
+      <w:r>
+        <w:t xml:space="preserve">알렉세이: 아직은 아무에게도요. 온도 일지가 있는 파트너를 찾을 때까지 비워 둬요. 먼저 달라는 사람에게 주지는 않을 거예요. 보통 먼저 달라는 사람은 일지는 없고 팔고 싶은 마음만 있는 사람이거든요.</w:t>
+      </w:r>
+    </w:p>
+    <w:p>
+      <w:pPr>
+        <w:pStyle w:val="BodyText"/>
+      </w:pPr>
+      <w:r>
+        <w:t xml:space="preserve">마리나: 좋아요, 공정하네요. 그런데 칼리닌그라드는 제 거라고 봐요. 제 관구에 속하니까요.</w:t>
+      </w:r>
+    </w:p>
+    <w:p>
+      <w:pPr>
+        <w:pStyle w:val="BodyText"/>
+      </w:pPr>
+      <w:r>
+        <w:t xml:space="preserve">올가: 칼리닌그라드는 별도 국경, 별도 세관, 다른 나라를 거치는 별도 물류예요. 리투아니아를 지나가는 냉장고는 이제 당신의 일지만이 아니에요. 당신이 모르고 확인할 수도 없는 리투아니아 운송업자의 일지이기도 해요.</w:t>
+      </w:r>
+    </w:p>
+    <w:p>
+      <w:pPr>
+        <w:pStyle w:val="BodyText"/>
+      </w:pPr>
+      <w:r>
+        <w:t xml:space="preserve">마리나: 5년 동안 거기로 실어 날랐어요. 리투아니아를 거쳐서, 국경이 닫히면 우스티루가에서 페리로요. 모든 배송, 이동 중 모든 시간에 대한 일지가 있어요. 페리가 안개 속에 꼼짝 않고 서 있던 여덟 시간까지도요.</w:t>
+      </w:r>
+    </w:p>
+    <w:p>
+      <w:pPr>
+        <w:pStyle w:val="BodyText"/>
+      </w:pPr>
+      <w:r>
+        <w:t xml:space="preserve">올가: 그거 정말 흥미롭네요. 그 일지를 보여 주실 수 있어요?</w:t>
+      </w:r>
+    </w:p>
+    <w:p>
+      <w:pPr>
+        <w:pStyle w:val="BodyText"/>
+      </w:pPr>
+      <w:r>
+        <w:t xml:space="preserve">마리나: 물론 보여 드리죠. 오늘 바로 보낼게요. 5년 치, 모든 배송, 모든 온도요.</w:t>
+      </w:r>
+    </w:p>
+    <w:p>
+      <w:pPr>
+        <w:pStyle w:val="BodyText"/>
+      </w:pPr>
+      <w:r>
+        <w:t xml:space="preserve">올가: 그럼 칼리닌그라드는 조건부예요. 그 일지가 제 검토를 통과하면요.</w:t>
+      </w:r>
+    </w:p>
+    <w:p>
+      <w:pPr>
+        <w:pStyle w:val="BodyText"/>
+      </w:pPr>
+      <w:r>
+        <w:t xml:space="preserve">마리나: 당신의 검토라… 12년 동안 저 말고는 아무도 제 일지를 검토한 적이 없어요.</w:t>
+      </w:r>
+    </w:p>
+    <w:p>
+      <w:pPr>
+        <w:pStyle w:val="BodyText"/>
+      </w:pPr>
+      <w:r>
+        <w:t xml:space="preserve">이리나: 이제는 두 사람이 검토할 테니 익숙해지세요, 마리나.</w:t>
+      </w:r>
+    </w:p>
+    <w:p>
+      <w:pPr>
+        <w:pStyle w:val="BodyText"/>
+      </w:pPr>
+      <w:r>
+        <w:t xml:space="preserve">마리나: 익숙해지는 중이에요. 12년을 혼자였으니, 이상하게도 오히려 좋네요.</w:t>
+      </w:r>
+    </w:p>
+    <w:p>
+      <w:pPr>
+        <w:pStyle w:val="BodyText"/>
+      </w:pPr>
+      <w:r>
+        <w:t xml:space="preserve">알렉세이: 그럼 2조, 기간이요. 3년을 원하시죠, 맞나요?</w:t>
+      </w:r>
+    </w:p>
+    <w:p>
+      <w:pPr>
+        <w:pStyle w:val="BodyText"/>
+      </w:pPr>
+      <w:r>
+        <w:t xml:space="preserve">마리나: 3년이요. 그보다 짧으면 그냥 의미가 없어요. 첫해엔 투자만 해요. 강사, 클리닉, 상담선 의사, 더 큰 냉장고. 둘째 해엔 겨울 운이 좋으면 본전이에요. 그리고 셋째 해에야 드디어 돈을 벌죠. 3년 미만이면 계약이 아니라 당신들에게 주는 선물이에요.</w:t>
+      </w:r>
+    </w:p>
+    <w:p>
+      <w:pPr>
+        <w:pStyle w:val="BodyText"/>
+      </w:pPr>
+      <w:r>
+        <w:t xml:space="preserve">이리나: 저도 똑같이 계산했어요. 첫해엔 약 200만 적자가 날 거예요.</w:t>
+      </w:r>
+    </w:p>
+    <w:p>
+      <w:pPr>
+        <w:pStyle w:val="BodyText"/>
+      </w:pPr>
+      <w:r>
+        <w:t xml:space="preserve">마리나: 220만이에요. 칼리닌그라드를 빼고 계산하셨으니까요.</w:t>
+      </w:r>
+    </w:p>
+    <w:p>
+      <w:pPr>
+        <w:pStyle w:val="BodyText"/>
+      </w:pPr>
+      <w:r>
+        <w:t xml:space="preserve">이리나: 네, 일부러 뺐어요. 아직 검토를 통과하지 않았으니까요.</w:t>
+      </w:r>
+    </w:p>
+    <w:p>
+      <w:pPr>
+        <w:pStyle w:val="BodyText"/>
+      </w:pPr>
+      <w:r>
+        <w:t xml:space="preserve">알렉세이: 3년엔 동의해요, 하지만 계획과 함께요. 두 분기 연속으로 계획을 달성하지 못하면 독점은 종료돼요.</w:t>
+      </w:r>
+    </w:p>
+    <w:p>
+      <w:pPr>
+        <w:pStyle w:val="BodyText"/>
+      </w:pPr>
+      <w:r>
+        <w:t xml:space="preserve">마리나: 두 분기 연속이요? 그럼 한 분기면요, 예를 들어 루블이 폭락한 위기 때문이라면요?</w:t>
+      </w:r>
+    </w:p>
+    <w:p>
+      <w:pPr>
+        <w:pStyle w:val="BodyText"/>
+      </w:pPr>
+      <w:r>
+        <w:t xml:space="preserve">올가: 그럼 계약서에 「위기」가 뭔지 정확히 있어야 해요. 말이 아니라 숫자로.</w:t>
+      </w:r>
+    </w:p>
+    <w:p>
+      <w:pPr>
+        <w:pStyle w:val="BodyText"/>
+      </w:pPr>
+      <w:r>
+        <w:t xml:space="preserve">이리나: 예를 들어 환율이 특정 숫자를 넘으면 위약금 없이 계획을 재검토해요. 양측이 마주 앉아서 합의하는 거죠.</w:t>
+      </w:r>
+    </w:p>
+    <w:p>
+      <w:pPr>
+        <w:pStyle w:val="BodyText"/>
+      </w:pPr>
+      <w:r>
+        <w:t xml:space="preserve">마리나: 좋아요, 페테르부르크식이네요. 서로 편지를 쓰는 게 아니라 마주 앉는 거죠.</w:t>
+      </w:r>
+    </w:p>
+    <w:p>
+      <w:pPr>
+        <w:pStyle w:val="BodyText"/>
+      </w:pPr>
+      <w:r>
+        <w:t xml:space="preserve">올가: 모스크바식이었으면 편지 열 통을 쓰고 한 통도 안 읽었을 거예요.</w:t>
+      </w:r>
+    </w:p>
+    <w:p>
+      <w:pPr>
+        <w:pStyle w:val="BodyText"/>
+      </w:pPr>
+      <w:r>
+        <w:t xml:space="preserve">알렉세이: 3조, 계획이요. 솔직히 첫해에 얼마나 가져가실 수 있어요?</w:t>
+      </w:r>
+    </w:p>
+    <w:p>
+      <w:pPr>
+        <w:pStyle w:val="BodyText"/>
+      </w:pPr>
+      <w:r>
+        <w:t xml:space="preserve">마리나: 주사기 2천 개요. 클리닉 80곳 정도인데, 교육이 천천히 진행되니까 한꺼번에는 아니에요.</w:t>
+      </w:r>
+    </w:p>
+    <w:p>
+      <w:pPr>
+        <w:pStyle w:val="BodyText"/>
+      </w:pPr>
+      <w:r>
+        <w:t xml:space="preserve">이리나: 하지만 11개 지역 독점에 2천 개는 적어요, 인정하시죠.</w:t>
+      </w:r>
+    </w:p>
+    <w:p>
+      <w:pPr>
+        <w:pStyle w:val="BodyText"/>
+      </w:pPr>
+      <w:r>
+        <w:t xml:space="preserve">마리나: 대신 2천 개는 첫해로선 정직한 숫자예요. 5천이라고 쓸 수도 있지만, 예쁜 숫자는 싫어하시잖아요.</w:t>
+      </w:r>
+    </w:p>
+    <w:p>
+      <w:pPr>
+        <w:pStyle w:val="BodyText"/>
+      </w:pPr>
+      <w:r>
+        <w:t xml:space="preserve">이리나: 싫어하죠. 그럼 첫해 2천, 둘째 해 4천, 셋째 해 6천으로 써요.</w:t>
+      </w:r>
+    </w:p>
+    <w:p>
+      <w:pPr>
+        <w:pStyle w:val="BodyText"/>
+      </w:pPr>
+      <w:r>
+        <w:t xml:space="preserve">마리나: 셋째 해 6천은 많아요. 하지만 상담선과 코드가 모스크바처럼 돌아가면 가능해요.</w:t>
+      </w:r>
+    </w:p>
+    <w:p>
+      <w:pPr>
+        <w:pStyle w:val="BodyText"/>
+      </w:pPr>
+      <w:r>
+        <w:t xml:space="preserve">알렉세이: 그럼 계약서에 그렇게 쓰되, 위기 시 계획 재검토를 넣죠.</w:t>
       </w:r>
     </w:p>
     <w:bookmarkEnd w:id="34"/>
@@ -4738,239 +4738,239 @@
         <w:pStyle w:val="FirstParagraph"/>
       </w:pPr>
       <w:r>
-        <w:t xml:space="preserve">올가: 4조. 경쟁 상품. 다른 브랜드 넷을 파시죠.</w:t>
-      </w:r>
-    </w:p>
-    <w:p>
-      <w:pPr>
-        <w:pStyle w:val="BodyText"/>
-      </w:pPr>
-      <w:r>
-        <w:t xml:space="preserve">마리나: 넷. 유럽 거 — 슈빈네. 이탈리아 둘. 스위스 하나.</w:t>
-      </w:r>
-    </w:p>
-    <w:p>
-      <w:pPr>
-        <w:pStyle w:val="BodyText"/>
-      </w:pPr>
-      <w:r>
-        <w:t xml:space="preserve">올가: 그리고 넷 다 유지하고 싶으시고요.</w:t>
-      </w:r>
-    </w:p>
-    <w:p>
-      <w:pPr>
-        <w:pStyle w:val="BodyText"/>
-      </w:pPr>
-      <w:r>
-        <w:t xml:space="preserve">마리나: 그래요. 내 고객들이에요. 다섯째 브랜드가 왔다고 버리지 않아요. 좋은 브랜드라도.</w:t>
-      </w:r>
-    </w:p>
-    <w:p>
-      <w:pPr>
-        <w:pStyle w:val="BodyText"/>
-      </w:pPr>
-      <w:r>
-        <w:t xml:space="preserve">알렉세이: 그걸 요구하지 않아요. 하나만 요구해요: 다른 한국 젤은 없을 것. 그리고 회색은 없을 것.</w:t>
-      </w:r>
-    </w:p>
-    <w:p>
-      <w:pPr>
-        <w:pStyle w:val="BodyText"/>
-      </w:pPr>
-      <w:r>
-        <w:t xml:space="preserve">마리나: 회색은 — 12년째 없어요. 한국 젤은 — 없어요. 간단하네요.</w:t>
-      </w:r>
-    </w:p>
-    <w:p>
-      <w:pPr>
-        <w:pStyle w:val="BodyText"/>
-      </w:pPr>
-      <w:r>
-        <w:t xml:space="preserve">올가: 그럼 좁게 써요. 「지역 내에서 한국산 기타 필러를 유통하지 않는다」. 「유사품」이라는 말 없이. 「유사품」은 3년 뒤면 각자 다르게 이해하고 변호사에게 돈을 내는 소송이 돼요.</w:t>
-      </w:r>
-    </w:p>
-    <w:p>
-      <w:pPr>
-        <w:pStyle w:val="BodyText"/>
-      </w:pPr>
-      <w:r>
-        <w:t xml:space="preserve">마리나: 늘 그렇게 써요? 소송이 날 것처럼?</w:t>
-      </w:r>
-    </w:p>
-    <w:p>
-      <w:pPr>
-        <w:pStyle w:val="BodyText"/>
-      </w:pPr>
-      <w:r>
-        <w:t xml:space="preserve">올가: 늘요. 그러면 소송이 안 나요. 20년 검증됐어요.</w:t>
-      </w:r>
-    </w:p>
-    <w:p>
-      <w:pPr>
-        <w:pStyle w:val="BodyText"/>
-      </w:pPr>
-      <w:r>
-        <w:t xml:space="preserve">이리나: 5조. 결제. 첫 3개월 — 선불. 그다음 — 30일 외상.</w:t>
-      </w:r>
-    </w:p>
-    <w:p>
-      <w:pPr>
-        <w:pStyle w:val="BodyText"/>
-      </w:pPr>
-      <w:r>
-        <w:t xml:space="preserve">마리나: 선불. 날 못 믿어요?</w:t>
-      </w:r>
-    </w:p>
-    <w:p>
-      <w:pPr>
-        <w:pStyle w:val="BodyText"/>
-      </w:pPr>
-      <w:r>
-        <w:t xml:space="preserve">이리나: 믿어요. 하지만 모두에게 그렇게 해요. 선불은 불신이 아니에요. 인사예요.</w:t>
-      </w:r>
-    </w:p>
-    <w:p>
-      <w:pPr>
-        <w:pStyle w:val="BodyText"/>
-      </w:pPr>
-      <w:r>
-        <w:t xml:space="preserve">마리나: 인사. 좋은 표현이네요. 그다음 외상은 — 얼마?</w:t>
-      </w:r>
-    </w:p>
-    <w:p>
-      <w:pPr>
-        <w:pStyle w:val="BodyText"/>
-      </w:pPr>
-      <w:r>
-        <w:t xml:space="preserve">이리나: 한도 — 300만. 그 이상은 — 계획을 지킬 때만.</w:t>
-      </w:r>
-    </w:p>
-    <w:p>
-      <w:pPr>
-        <w:pStyle w:val="BodyText"/>
-      </w:pPr>
-      <w:r>
-        <w:t xml:space="preserve">마리나: 공평해요. 나도 클리닉에 같은 한도를 둬요. 왜 필요한지 알아요.</w:t>
-      </w:r>
-    </w:p>
-    <w:p>
-      <w:pPr>
-        <w:pStyle w:val="BodyText"/>
-      </w:pPr>
-      <w:r>
-        <w:t xml:space="preserve">알렉세이: 6조. 해지. 한쪽이 떠나고 싶을 때.</w:t>
-      </w:r>
-    </w:p>
-    <w:p>
-      <w:pPr>
-        <w:pStyle w:val="BodyText"/>
-      </w:pPr>
-      <w:r>
-        <w:t xml:space="preserve">마리나: 6개월 전 통보. 그리고 내 재고를 사 줘요. 매입가로.</w:t>
-      </w:r>
-    </w:p>
-    <w:p>
-      <w:pPr>
-        <w:pStyle w:val="BodyText"/>
-      </w:pPr>
-      <w:r>
-        <w:t xml:space="preserve">올가: 매입가로 — 좋아요. 단, 재고가 정상 유통기한 안에 있을 때만. 만료 한 달 전이 아니라.</w:t>
-      </w:r>
-    </w:p>
-    <w:p>
-      <w:pPr>
-        <w:pStyle w:val="BodyText"/>
-      </w:pPr>
-      <w:r>
-        <w:t xml:space="preserve">마리나: 받아들여요. 마지막 달까지 상품을 쥐고 있지 않아요. 일지에 보여요.</w:t>
-      </w:r>
-    </w:p>
-    <w:p>
-      <w:pPr>
-        <w:pStyle w:val="BodyText"/>
-      </w:pPr>
-      <w:r>
-        <w:t xml:space="preserve">이리나: 보여요. 1월 일지를 보내셨죠. 한 달 더 봤어요. 허락 없이.</w:t>
-      </w:r>
-    </w:p>
-    <w:p>
-      <w:pPr>
-        <w:pStyle w:val="BodyText"/>
-      </w:pPr>
-      <w:r>
-        <w:t xml:space="preserve">마리나: 어느 달요?</w:t>
-      </w:r>
-    </w:p>
-    <w:p>
-      <w:pPr>
-        <w:pStyle w:val="BodyText"/>
-      </w:pPr>
-      <w:r>
-        <w:t xml:space="preserve">이리나: 8월. 3년 전. 페테르부르크 폭염 — 32도, 일주일 내내. 냉장고 안 — 영상 7도. 한 번도 넘지 않았어요. 한 시간도. 내가 감사했던 제약 공장에서도 그런 건 못 봤어요.</w:t>
-      </w:r>
-    </w:p>
-    <w:p>
-      <w:pPr>
-        <w:pStyle w:val="BodyText"/>
-      </w:pPr>
-      <w:r>
-        <w:t xml:space="preserve">마리나: 한 번도. 그때 창고에서 잤어요. 이틀 밤. 발전기가 불안했거든요.</w:t>
-      </w:r>
-    </w:p>
-    <w:p>
-      <w:pPr>
-        <w:pStyle w:val="BodyText"/>
-      </w:pPr>
-      <w:r>
-        <w:t xml:space="preserve">올가: 이건 안 적을게요. 하지만 이게 — 계약서 최고의 조항이에요. 번호 없는.</w:t>
-      </w:r>
-    </w:p>
-    <w:p>
-      <w:pPr>
-        <w:pStyle w:val="BodyText"/>
-      </w:pPr>
-      <w:r>
-        <w:t xml:space="preserve">마리나: 번호 없는. 올가 페트로브나, 당신이 좋아지기 시작해요. 그게 걱정이에요.</w:t>
-      </w:r>
-    </w:p>
-    <w:p>
-      <w:pPr>
-        <w:pStyle w:val="BodyText"/>
-      </w:pPr>
-      <w:r>
-        <w:t xml:space="preserve">올가: 나도요. 보통 6조쯤엔 아무도 날 안 좋아해요.</w:t>
-      </w:r>
-    </w:p>
-    <w:p>
-      <w:pPr>
-        <w:pStyle w:val="BodyText"/>
-      </w:pPr>
-      <w:r>
-        <w:t xml:space="preserve">알렉세이: 조항 하나 남았어요. 교육. 코르닐로바와 얘기해요. 점심 후에.</w:t>
-      </w:r>
-    </w:p>
-    <w:p>
-      <w:pPr>
-        <w:pStyle w:val="BodyText"/>
-      </w:pPr>
-      <w:r>
-        <w:t xml:space="preserve">마리나: 그게 제일 어려운 거예요?</w:t>
-      </w:r>
-    </w:p>
-    <w:p>
-      <w:pPr>
-        <w:pStyle w:val="BodyText"/>
-      </w:pPr>
-      <w:r>
-        <w:t xml:space="preserve">알렉세이: 제일. 코르닐로바는 양보할 줄 모르니까요. 당신도요.</w:t>
-      </w:r>
-    </w:p>
-    <w:p>
-      <w:pPr>
-        <w:pStyle w:val="BodyText"/>
-      </w:pPr>
-      <w:r>
-        <w:t xml:space="preserve">마리나: 그럼 재미있겠네요. 커피 가져올게요.</w:t>
+        <w:t xml:space="preserve">올가: 4조, 경쟁 상품이요. 제가 알기론 브랜드를 네 개 더 파시죠.</w:t>
+      </w:r>
+    </w:p>
+    <w:p>
+      <w:pPr>
+        <w:pStyle w:val="BodyText"/>
+      </w:pPr>
+      <w:r>
+        <w:t xml:space="preserve">마리나: 네, 네 개요. 슈빈네와 같은 유럽 브랜드 하나, 이탈리아 브랜드 둘, 스위스 브랜드 하나요.</w:t>
+      </w:r>
+    </w:p>
+    <w:p>
+      <w:pPr>
+        <w:pStyle w:val="BodyText"/>
+      </w:pPr>
+      <w:r>
+        <w:t xml:space="preserve">올가: 그리고 물론 네 개 다 유지하고 싶으신 거죠, 맞죠?</w:t>
+      </w:r>
+    </w:p>
+    <w:p>
+      <w:pPr>
+        <w:pStyle w:val="BodyText"/>
+      </w:pPr>
+      <w:r>
+        <w:t xml:space="preserve">마리나: 네, 제 고객들이니까요. 다섯 번째 브랜드가 왔다고, 그게 좋은 브랜드라 해도 그들을 버리진 않아요.</w:t>
+      </w:r>
+    </w:p>
+    <w:p>
+      <w:pPr>
+        <w:pStyle w:val="BodyText"/>
+      </w:pPr>
+      <w:r>
+        <w:t xml:space="preserve">알렉세이: 그런 부탁은 안 해요. 딱 하나만 부탁해요. 다른 한국 젤은 안 되고, 회색 상품도 안 된다는 거요.</w:t>
+      </w:r>
+    </w:p>
+    <w:p>
+      <w:pPr>
+        <w:pStyle w:val="BodyText"/>
+      </w:pPr>
+      <w:r>
+        <w:t xml:space="preserve">마리나: 회색은 벌써 12년째 없고, 한국산도 없어요. 그러니 간단하네요.</w:t>
+      </w:r>
+    </w:p>
+    <w:p>
+      <w:pPr>
+        <w:pStyle w:val="BodyText"/>
+      </w:pPr>
+      <w:r>
+        <w:t xml:space="preserve">올가: 그럼 좁게 써요: 「지역 내에서 한국산 기타 필러를 유통하지 않는다」. 그리고 「유사품」이라는 말은 빼요. 「유사품」이라는 말은 3년 뒤엔 각자 자기 식으로 이해하고 몇 년씩 변호사에게 돈을 내는 소송이 되거든요.</w:t>
+      </w:r>
+    </w:p>
+    <w:p>
+      <w:pPr>
+        <w:pStyle w:val="BodyText"/>
+      </w:pPr>
+      <w:r>
+        <w:t xml:space="preserve">마리나: 항상 꼭 소송이 날 것처럼 계약서를 쓰세요?</w:t>
+      </w:r>
+    </w:p>
+    <w:p>
+      <w:pPr>
+        <w:pStyle w:val="BodyText"/>
+      </w:pPr>
+      <w:r>
+        <w:t xml:space="preserve">올가: 항상이요. 바로 그래서 소송이 안 나요. 20년 일하며 검증된 거예요.</w:t>
+      </w:r>
+    </w:p>
+    <w:p>
+      <w:pPr>
+        <w:pStyle w:val="BodyText"/>
+      </w:pPr>
+      <w:r>
+        <w:t xml:space="preserve">이리나: 5조, 결제요. 처음 석 달은 선불로 하고, 그다음엔 30일 외상을 드려요.</w:t>
+      </w:r>
+    </w:p>
+    <w:p>
+      <w:pPr>
+        <w:pStyle w:val="BodyText"/>
+      </w:pPr>
+      <w:r>
+        <w:t xml:space="preserve">마리나: 선불이요? 그럼 저를 못 믿으시는 거예요, 이리나 세르게예브나?</w:t>
+      </w:r>
+    </w:p>
+    <w:p>
+      <w:pPr>
+        <w:pStyle w:val="BodyText"/>
+      </w:pPr>
+      <w:r>
+        <w:t xml:space="preserve">이리나: 믿어요. 하지만 모두와 이렇게 일해요. 선불은 불신이 아니에요. 인사예요.</w:t>
+      </w:r>
+    </w:p>
+    <w:p>
+      <w:pPr>
+        <w:pStyle w:val="BodyText"/>
+      </w:pPr>
+      <w:r>
+        <w:t xml:space="preserve">마리나: 인사라, 좋은 표현이네요. 그럼 서로 알게 된 다음엔 외상이 어떻게 돼요?</w:t>
+      </w:r>
+    </w:p>
+    <w:p>
+      <w:pPr>
+        <w:pStyle w:val="BodyText"/>
+      </w:pPr>
+      <w:r>
+        <w:t xml:space="preserve">이리나: 한도는 300만이고, 계획을 달성할 때만 그 이상이에요.</w:t>
+      </w:r>
+    </w:p>
+    <w:p>
+      <w:pPr>
+        <w:pStyle w:val="BodyText"/>
+      </w:pPr>
+      <w:r>
+        <w:t xml:space="preserve">마리나: 공정하네요. 제 클리닉들도 같은 한도라서, 왜 필요한지 이해해요.</w:t>
+      </w:r>
+    </w:p>
+    <w:p>
+      <w:pPr>
+        <w:pStyle w:val="BodyText"/>
+      </w:pPr>
+      <w:r>
+        <w:t xml:space="preserve">알렉세이: 6조, 해지요. 즉 한쪽이 나가고 싶어 하면 어떻게 되는지요.</w:t>
+      </w:r>
+    </w:p>
+    <w:p>
+      <w:pPr>
+        <w:pStyle w:val="BodyText"/>
+      </w:pPr>
+      <w:r>
+        <w:t xml:space="preserve">마리나: 6개월 전 통보, 그리고 제 재고를 매입가로 사 주세요.</w:t>
+      </w:r>
+    </w:p>
+    <w:p>
+      <w:pPr>
+        <w:pStyle w:val="BodyText"/>
+      </w:pPr>
+      <w:r>
+        <w:t xml:space="preserve">올가: 매입가로는 좋아요. 하지만 재고의 유통기한이 정상일 때만이에요. 만료 한 달 전이 아니라요.</w:t>
+      </w:r>
+    </w:p>
+    <w:p>
+      <w:pPr>
+        <w:pStyle w:val="BodyText"/>
+      </w:pPr>
+      <w:r>
+        <w:t xml:space="preserve">마리나: 받아들이죠. 원래 마지막 달까지 재고를 쥐고 있지 않아요. 일지를 보면 잘 보여요.</w:t>
+      </w:r>
+    </w:p>
+    <w:p>
+      <w:pPr>
+        <w:pStyle w:val="BodyText"/>
+      </w:pPr>
+      <w:r>
+        <w:t xml:space="preserve">이리나: 보여요. 1월 일지를 보내 주셨는데, 부탁하지 않으셨지만 한 달을 더 봤어요.</w:t>
+      </w:r>
+    </w:p>
+    <w:p>
+      <w:pPr>
+        <w:pStyle w:val="BodyText"/>
+      </w:pPr>
+      <w:r>
+        <w:t xml:space="preserve">마리나: 정확히 어느 달을 보셨어요?</w:t>
+      </w:r>
+    </w:p>
+    <w:p>
+      <w:pPr>
+        <w:pStyle w:val="BodyText"/>
+      </w:pPr>
+      <w:r>
+        <w:t xml:space="preserve">이리나: 3년 전 8월이요. 그때 페테르부르크는 일주일 내내 32도 폭염이었는데, 냉장고는 플러스 7도였고 한 번도, 한 시간도 그 위로 안 올라갔어요. 제가 직접 검사했던 제약 공장에서도 그런 건 못 봤어요.</w:t>
+      </w:r>
+    </w:p>
+    <w:p>
+      <w:pPr>
+        <w:pStyle w:val="BodyText"/>
+      </w:pPr>
+      <w:r>
+        <w:t xml:space="preserve">마리나: 한 번도요. 그때 제가 이틀 밤을 창고에서 잤거든요. 발전기가 불안해서 믿을 수가 없었어요.</w:t>
+      </w:r>
+    </w:p>
+    <w:p>
+      <w:pPr>
+        <w:pStyle w:val="BodyText"/>
+      </w:pPr>
+      <w:r>
+        <w:t xml:space="preserve">올가: 그건 적지 않을 거예요. 하지만 제 생각엔 그게 계약서 최고의 조항이에요. 번호는 없지만요.</w:t>
+      </w:r>
+    </w:p>
+    <w:p>
+      <w:pPr>
+        <w:pStyle w:val="BodyText"/>
+      </w:pPr>
+      <w:r>
+        <w:t xml:space="preserve">마리나: 번호 없이요. 올가 페트로브나, 점점 마음에 드시네요. 그게 좀 걱정돼요.</w:t>
+      </w:r>
+    </w:p>
+    <w:p>
+      <w:pPr>
+        <w:pStyle w:val="BodyText"/>
+      </w:pPr>
+      <w:r>
+        <w:t xml:space="preserve">올가: 저도요. 보통 6조쯤 되면 저는 이미 아무 마음에도 안 들거든요.</w:t>
+      </w:r>
+    </w:p>
+    <w:p>
+      <w:pPr>
+        <w:pStyle w:val="BodyText"/>
+      </w:pPr>
+      <w:r>
+        <w:t xml:space="preserve">알렉세이: 마지막 조항이 남았어요, 교육이요. 그건 점심 후에 코르닐로바와 논의해요.</w:t>
+      </w:r>
+    </w:p>
+    <w:p>
+      <w:pPr>
+        <w:pStyle w:val="BodyText"/>
+      </w:pPr>
+      <w:r>
+        <w:t xml:space="preserve">마리나: 그게 제일 어려운 조항인가 보네요?</w:t>
+      </w:r>
+    </w:p>
+    <w:p>
+      <w:pPr>
+        <w:pStyle w:val="BodyText"/>
+      </w:pPr>
+      <w:r>
+        <w:t xml:space="preserve">알렉세이: 제일 어려워요. 코르닐로바는 양보할 줄을 모르거든요. 그리고 마리나, 당신도 모르고요.</w:t>
+      </w:r>
+    </w:p>
+    <w:p>
+      <w:pPr>
+        <w:pStyle w:val="BodyText"/>
+      </w:pPr>
+      <w:r>
+        <w:t xml:space="preserve">마리나: 그럼 재밌겠네요. 그 얘기 전에 커피를 한 잔 가져와야겠어요.</w:t>
       </w:r>
     </w:p>
     <w:bookmarkEnd w:id="35"/>
@@ -4988,23 +4988,23 @@
         <w:pStyle w:val="FirstParagraph"/>
       </w:pPr>
       <w:r>
-        <w:t xml:space="preserve">코르닐로바: 이르마 티그라노브나가 이론 통과. 50점 중 48점. 실기 — 내일.</w:t>
-      </w:r>
-    </w:p>
-    <w:p>
-      <w:pPr>
-        <w:pStyle w:val="BodyText"/>
-      </w:pPr>
-      <w:r>
-        <w:t xml:space="preserve">이르마: 두 개 틀렸어요. 둘 다 — 흡수 기간에 관한 거. 고칠게요.</w:t>
-      </w:r>
-    </w:p>
-    <w:p>
-      <w:pPr>
-        <w:pStyle w:val="BodyText"/>
-      </w:pPr>
-      <w:r>
-        <w:t xml:space="preserve">마리나: 그럼 내일 강사가 생기네요. 그럼 7조. 내 지역의 교육은 — 내 센터에서만. 독점.</w:t>
+        <w:t xml:space="preserve">코르닐로바: 이르마 티그라노브나는 이론을 50점 만점에 48점으로 통과했어요. 실기는 내일이에요.</w:t>
+      </w:r>
+    </w:p>
+    <w:p>
+      <w:pPr>
+        <w:pStyle w:val="BodyText"/>
+      </w:pPr>
+      <w:r>
+        <w:t xml:space="preserve">이르마: 두 개 틀렸는데, 둘 다 흡수 기간에 관한 거였어요. 꼭 고칠게요.</w:t>
+      </w:r>
+    </w:p>
+    <w:p>
+      <w:pPr>
+        <w:pStyle w:val="BodyText"/>
+      </w:pPr>
+      <w:r>
+        <w:t xml:space="preserve">마리나: 그럼 내일이면 강사가 생기네요. 그럼 7조요. 제 지역의 교육은 제 센터에서만 하고, 그건 독점이에요.</w:t>
       </w:r>
     </w:p>
     <w:p>
@@ -5020,167 +5020,167 @@
         <w:pStyle w:val="BodyText"/>
       </w:pPr>
       <w:r>
-        <w:t xml:space="preserve">마리나: 왜 「안 돼요」예요? 내 센터, 내 강사, 내 투자예요. 누가 옆에, 옆 거리에 두 번째 센터를 열면 — 내가 투자한 걸 다 잃고, 당신들은 투자한 파트너를 잃어요. 나쁜 거래죠.</w:t>
-      </w:r>
-    </w:p>
-    <w:p>
-      <w:pPr>
-        <w:pStyle w:val="BodyText"/>
-      </w:pPr>
-      <w:r>
-        <w:t xml:space="preserve">코르닐로바: 유료 교육은 — 얼마든지. 6모듈, 시험, 인증 — 당신 센터에서, 당신만, 지역 전체에서. 하지만 무료 프로그램은 모두에게 열려 있어요. 「합병증」과 「위험을 보기」. 그건 독점으로 만들 수 없어요. 상품이 아니니까요.</w:t>
-      </w:r>
-    </w:p>
-    <w:p>
-      <w:pPr>
-        <w:pStyle w:val="BodyText"/>
-      </w:pPr>
-      <w:r>
-        <w:t xml:space="preserve">마리나: 무료 프로그램이 — 모두에게요? 페테르부르크에서? 누가 진행해요?</w:t>
-      </w:r>
-    </w:p>
-    <w:p>
-      <w:pPr>
-        <w:pStyle w:val="BodyText"/>
-      </w:pPr>
-      <w:r>
-        <w:t xml:space="preserve">코르닐로바: 나한테 통과한 사람은 누구든. 당신 사람이 아니어도. 다른 클리닉에서라도.</w:t>
-      </w:r>
-    </w:p>
-    <w:p>
-      <w:pPr>
-        <w:pStyle w:val="BodyText"/>
-      </w:pPr>
-      <w:r>
-        <w:t xml:space="preserve">마리나: 그럼 다른 유통사가 당신들 무료 강좌에 와서 내 의사들을 빼 가겠죠.</w:t>
-      </w:r>
-    </w:p>
-    <w:p>
-      <w:pPr>
-        <w:pStyle w:val="BodyText"/>
-      </w:pPr>
-      <w:r>
-        <w:t xml:space="preserve">알렉세이: 무료 강좌에선 — 브랜드 얘기 한 마디도 없어요. 로고도, 명함도, 가격표도. 규칙이에요. 아무도 안 어겨요, 우리도. 어기면 — 그 강좌는 도움이 아니라 광고가 돼요.</w:t>
-      </w:r>
-    </w:p>
-    <w:p>
-      <w:pPr>
-        <w:pStyle w:val="BodyText"/>
-      </w:pPr>
-      <w:r>
-        <w:t xml:space="preserve">마리나: 명함도요? 당신네 매니저들도?</w:t>
-      </w:r>
-    </w:p>
-    <w:p>
-      <w:pPr>
-        <w:pStyle w:val="BodyText"/>
-      </w:pPr>
-      <w:r>
-        <w:t xml:space="preserve">이리나: 우리 매니저도요. 디마가 한 번 명함 줘도 되냐고 물었어요. 답은: 상담선 번호만.</w:t>
-      </w:r>
-    </w:p>
-    <w:p>
-      <w:pPr>
-        <w:pStyle w:val="BodyText"/>
-      </w:pPr>
-      <w:r>
-        <w:t xml:space="preserve">마리나: 상담선 번호. 모든 브랜드 공용?</w:t>
-      </w:r>
-    </w:p>
-    <w:p>
-      <w:pPr>
-        <w:pStyle w:val="BodyText"/>
-      </w:pPr>
-      <w:r>
-        <w:t xml:space="preserve">코르닐로바: 공용. 환자에겐 누구 젤이든 상관없어요. 밤에 누가 받느냐가 중요하죠.</w:t>
-      </w:r>
-    </w:p>
-    <w:p>
-      <w:pPr>
-        <w:pStyle w:val="BodyText"/>
-      </w:pPr>
-      <w:r>
-        <w:t xml:space="preserve">마리나: 좋아요. 유료는 — 내 독점. 무료는 — 개방. 하지만 페테르부르크에서 무료를 누가 진행하는지 — 미리 알고 싶어요.</w:t>
-      </w:r>
-    </w:p>
-    <w:p>
-      <w:pPr>
-        <w:pStyle w:val="BodyText"/>
-      </w:pPr>
-      <w:r>
-        <w:t xml:space="preserve">코르닐로바: 아는 건 — 돼요. 정하는 건 — 안 돼요. 정하는 건 나예요. 시험으로.</w:t>
-      </w:r>
-    </w:p>
-    <w:p>
-      <w:pPr>
-        <w:pStyle w:val="BodyText"/>
-      </w:pPr>
-      <w:r>
-        <w:t xml:space="preserve">마리나: 시험으로. 이르마, 들었어? 페테르부르크에서 쉽지 않겠어.</w:t>
-      </w:r>
-    </w:p>
-    <w:p>
-      <w:pPr>
-        <w:pStyle w:val="BodyText"/>
-      </w:pPr>
-      <w:r>
-        <w:t xml:space="preserve">이르마: 들었어요. 좋아요. 페테르부르크에선 다들 서로 너무 칭찬해요.</w:t>
-      </w:r>
-    </w:p>
-    <w:p>
-      <w:pPr>
-        <w:pStyle w:val="BodyText"/>
-      </w:pPr>
-      <w:r>
-        <w:t xml:space="preserve">코르닐로바: 이르마 티그라노브나, 「위험을 보기」는 진행하시겠어요? 마스터용으로?</w:t>
-      </w:r>
-    </w:p>
-    <w:p>
-      <w:pPr>
-        <w:pStyle w:val="BodyText"/>
-      </w:pPr>
-      <w:r>
-        <w:t xml:space="preserve">이르마: 마스터용? 우리 쪽엔 수천 명이에요. 길마다. 날 싫어해요.</w:t>
-      </w:r>
-    </w:p>
-    <w:p>
-      <w:pPr>
-        <w:pStyle w:val="BodyText"/>
-      </w:pPr>
-      <w:r>
-        <w:t xml:space="preserve">코르닐로바: 그럼 크리스티나를 만나야겠네요. 그 사람은 마스터들을 알아요. 마스터들이 그 사람을 믿어요.</w:t>
-      </w:r>
-    </w:p>
-    <w:p>
-      <w:pPr>
-        <w:pStyle w:val="BodyText"/>
-      </w:pPr>
-      <w:r>
-        <w:t xml:space="preserve">마리나: 크리스티나. 방송의. 봤어요. 1만 2천 명.</w:t>
-      </w:r>
-    </w:p>
-    <w:p>
-      <w:pPr>
-        <w:pStyle w:val="BodyText"/>
-      </w:pPr>
-      <w:r>
-        <w:t xml:space="preserve">코르닐로바: 1만 2천. 절반이 페테르부르크예요. 모르셨어요?</w:t>
-      </w:r>
-    </w:p>
-    <w:p>
-      <w:pPr>
-        <w:pStyle w:val="BodyText"/>
-      </w:pPr>
-      <w:r>
-        <w:t xml:space="preserve">마리나: 몰랐어요. 그럼 내 도시에 내가 못 본 사람들이 있다는 거네요. 불쾌하군요.</w:t>
-      </w:r>
-    </w:p>
-    <w:p>
-      <w:pPr>
-        <w:pStyle w:val="BodyText"/>
-      </w:pPr>
-      <w:r>
-        <w:t xml:space="preserve">알렉세이: 정상이에요. 모스크바에도 그런 사람들이 있었어요. 1년 전에.</w:t>
+        <w:t xml:space="preserve">마리나: 왜 「안 돼요」예요? 제 센터, 제 강사, 제 투자예요. 누가 근처, 옆 골목에 두 번째 센터를 열면 저는 투자한 걸 전부 잃고, 당신들은 투자한 파트너를 잃어요. 제가 보기엔 모두에게 나쁜 거래예요.</w:t>
+      </w:r>
+    </w:p>
+    <w:p>
+      <w:pPr>
+        <w:pStyle w:val="BodyText"/>
+      </w:pPr>
+      <w:r>
+        <w:t xml:space="preserve">코르닐로바: 유료 교육은 얼마든지요. 6개 모듈, 시험, 인증은 전 지역에서 당신 센터에서만 해요. 하지만 무료 프로그램, 「합병증」과 「위험 알아보기」는 모두에게 열려 있어요. 그건 상품이 아니라서 독점으로 만들 수 없어요.</w:t>
+      </w:r>
+    </w:p>
+    <w:p>
+      <w:pPr>
+        <w:pStyle w:val="BodyText"/>
+      </w:pPr>
+      <w:r>
+        <w:t xml:space="preserve">마리나: 무료 프로그램은 페테르부르크에서도 모두에게요? 그럼 거기선 누가 진행해요?</w:t>
+      </w:r>
+    </w:p>
+    <w:p>
+      <w:pPr>
+        <w:pStyle w:val="BodyText"/>
+      </w:pPr>
+      <w:r>
+        <w:t xml:space="preserve">코르닐로바: 나한테 시험을 통과한 사람이면 누구든지요. 당신 사람이 아니고 다른 클리닉에서 일하더라도요.</w:t>
+      </w:r>
+    </w:p>
+    <w:p>
+      <w:pPr>
+        <w:pStyle w:val="BodyText"/>
+      </w:pPr>
+      <w:r>
+        <w:t xml:space="preserve">마리나: 그럼 다른 유통사가 당신들 무료 강좌에 와서 제 의사들을 빼 갈 거예요.</w:t>
+      </w:r>
+    </w:p>
+    <w:p>
+      <w:pPr>
+        <w:pStyle w:val="BodyText"/>
+      </w:pPr>
+      <w:r>
+        <w:t xml:space="preserve">알렉세이: 무료 강좌에선 브랜드 얘기를 한마디도 안 해요. 로고도, 명함도, 가격표도 없어요. 그게 규칙이고, 우리 자신도 포함해서 아무도 어기지 않아요. 어기면 강좌가 의사를 돕는 게 아니라 그냥 광고가 돼 버리니까요.</w:t>
+      </w:r>
+    </w:p>
+    <w:p>
+      <w:pPr>
+        <w:pStyle w:val="BodyText"/>
+      </w:pPr>
+      <w:r>
+        <w:t xml:space="preserve">마리나: 정말 명함도 안 돼요? 자기 회사 매니저들도요?</w:t>
+      </w:r>
+    </w:p>
+    <w:p>
+      <w:pPr>
+        <w:pStyle w:val="BodyText"/>
+      </w:pPr>
+      <w:r>
+        <w:t xml:space="preserve">이리나: 우리 매니저들도요. 디마가 한 번 명함을 두고 와도 되냐고 물었는데, 상담선 번호만 된다고 했어요.</w:t>
+      </w:r>
+    </w:p>
+    <w:p>
+      <w:pPr>
+        <w:pStyle w:val="BodyText"/>
+      </w:pPr>
+      <w:r>
+        <w:t xml:space="preserve">마리나: 상담선 번호요? 그건 당신들 브랜드만이 아니라 모든 브랜드 공용이에요?</w:t>
+      </w:r>
+    </w:p>
+    <w:p>
+      <w:pPr>
+        <w:pStyle w:val="BodyText"/>
+      </w:pPr>
+      <w:r>
+        <w:t xml:space="preserve">코르닐로바: 공용이에요. 환자에겐 누구 젤인지 상관없으니까요. 밤에 누가 전화를 받아 주느냐가 중요하죠.</w:t>
+      </w:r>
+    </w:p>
+    <w:p>
+      <w:pPr>
+        <w:pStyle w:val="BodyText"/>
+      </w:pPr>
+      <w:r>
+        <w:t xml:space="preserve">마리나: 좋아요. 유료 교육은 저만 독점, 무료는 개방. 하지만 페테르부르크에서 무료 강좌를 누가 하는지는 미리 알고 싶어요.</w:t>
+      </w:r>
+    </w:p>
+    <w:p>
+      <w:pPr>
+        <w:pStyle w:val="BodyText"/>
+      </w:pPr>
+      <w:r>
+        <w:t xml:space="preserve">코르닐로바: 아는 건 돼요. 정하는 건 안 돼요. 정하는 건 나예요, 오직 시험 결과로요.</w:t>
+      </w:r>
+    </w:p>
+    <w:p>
+      <w:pPr>
+        <w:pStyle w:val="BodyText"/>
+      </w:pPr>
+      <w:r>
+        <w:t xml:space="preserve">마리나: 시험으로라… 이르마, 들었어? 페테르부르크에서 우리 쉽지 않겠네.</w:t>
+      </w:r>
+    </w:p>
+    <w:p>
+      <w:pPr>
+        <w:pStyle w:val="BodyText"/>
+      </w:pPr>
+      <w:r>
+        <w:t xml:space="preserve">이르마: 들었어요. 오히려 마음에 들어요. 페테르부르크에선 다들 서로 너무 칭찬만 하거든요.</w:t>
+      </w:r>
+    </w:p>
+    <w:p>
+      <w:pPr>
+        <w:pStyle w:val="BodyText"/>
+      </w:pPr>
+      <w:r>
+        <w:t xml:space="preserve">코르닐로바: 이르마 티그라노브나, 마스터들을 위한 「위험 알아보기」를 맡아 보시겠어요?</w:t>
+      </w:r>
+    </w:p>
+    <w:p>
+      <w:pPr>
+        <w:pStyle w:val="BodyText"/>
+      </w:pPr>
+      <w:r>
+        <w:t xml:space="preserve">이르마: 마스터들이요? 우리 쪽엔 골목마다 수천 명이 있는데, 솔직히 다들 저를 싫어해요.</w:t>
+      </w:r>
+    </w:p>
+    <w:p>
+      <w:pPr>
+        <w:pStyle w:val="BodyText"/>
+      </w:pPr>
+      <w:r>
+        <w:t xml:space="preserve">코르닐로바: 그럼 크리스티나를 만나 보셔야 해요. 그 사람은 마스터들을 알고, 그들도 그 사람을 믿으니까요.</w:t>
+      </w:r>
+    </w:p>
+    <w:p>
+      <w:pPr>
+        <w:pStyle w:val="BodyText"/>
+      </w:pPr>
+      <w:r>
+        <w:t xml:space="preserve">마리나: 방송에 나온 크리스티나요? 그 방송 봤어요. 만 2천 명이 봤죠.</w:t>
+      </w:r>
+    </w:p>
+    <w:p>
+      <w:pPr>
+        <w:pStyle w:val="BodyText"/>
+      </w:pPr>
+      <w:r>
+        <w:t xml:space="preserve">코르닐로바: 네, 만 2천 명이고, 그중 절반이 페테르부르크 사람이에요. 모르셨어요?</w:t>
+      </w:r>
+    </w:p>
+    <w:p>
+      <w:pPr>
+        <w:pStyle w:val="BodyText"/>
+      </w:pPr>
+      <w:r>
+        <w:t xml:space="preserve">마리나: 몰랐어요. 그러니까 우리 도시에 제가 한 번도 못 본 사람들이 있다는 거네요. 기분이 안 좋네요.</w:t>
+      </w:r>
+    </w:p>
+    <w:p>
+      <w:pPr>
+        <w:pStyle w:val="BodyText"/>
+      </w:pPr>
+      <w:r>
+        <w:t xml:space="preserve">알렉세이: 그건 정상이에요. 모스크바에서도 겨우 1년 전엔 저한테 그런 사람들이 있었어요.</w:t>
       </w:r>
     </w:p>
     <w:bookmarkEnd w:id="36"/>
@@ -5198,119 +5198,119 @@
         <w:pStyle w:val="FirstParagraph"/>
       </w:pPr>
       <w:r>
-        <w:t xml:space="preserve">올가: 이르마 티그라노브나 실기 통과. 첫 번째에. 계약서 준비됐어요. 쉼표를 세 개 더 찾았어요.</w:t>
-      </w:r>
-    </w:p>
-    <w:p>
-      <w:pPr>
-        <w:pStyle w:val="BodyText"/>
-      </w:pPr>
-      <w:r>
-        <w:t xml:space="preserve">마리나: 셋. 12쪽에 쉼표 셋. 더 많을 줄 알았어요.</w:t>
-      </w:r>
-    </w:p>
-    <w:p>
-      <w:pPr>
-        <w:pStyle w:val="BodyText"/>
-      </w:pPr>
-      <w:r>
-        <w:t xml:space="preserve">올가: 서른 개였어요. 스물일곱 개는 어제 찾았어요. 밤에.</w:t>
-      </w:r>
-    </w:p>
-    <w:p>
-      <w:pPr>
-        <w:pStyle w:val="BodyText"/>
-      </w:pPr>
-      <w:r>
-        <w:t xml:space="preserve">이리나: 서명. 대표이사. 대표이사. 그리고 두 번째 서명 — 벨로바.</w:t>
-      </w:r>
-    </w:p>
-    <w:p>
-      <w:pPr>
-        <w:pStyle w:val="BodyText"/>
-      </w:pPr>
-      <w:r>
-        <w:t xml:space="preserve">마리나: 두 번째 서명. 늘 둘이에요?</w:t>
-      </w:r>
-    </w:p>
-    <w:p>
-      <w:pPr>
-        <w:pStyle w:val="BodyText"/>
-      </w:pPr>
-      <w:r>
-        <w:t xml:space="preserve">이리나: 늘요. 두 서명은 사람이 아니라 실수로부터 지켜 줘요. 첫날부터.</w:t>
-      </w:r>
-    </w:p>
-    <w:p>
-      <w:pPr>
-        <w:pStyle w:val="BodyText"/>
-      </w:pPr>
-      <w:r>
-        <w:t xml:space="preserve">마리나: 서명했어요. 알렉세이 니콜라예비치, 선물이 있어요. 다들 앞에서 열지 마세요.</w:t>
-      </w:r>
-    </w:p>
-    <w:p>
-      <w:pPr>
-        <w:pStyle w:val="BodyText"/>
-      </w:pPr>
-      <w:r>
-        <w:t xml:space="preserve">알렉세이: 왜요?</w:t>
-      </w:r>
-    </w:p>
-    <w:p>
-      <w:pPr>
-        <w:pStyle w:val="BodyText"/>
-      </w:pPr>
-      <w:r>
-        <w:t xml:space="preserve">마리나: 개인적인 거라서요. 됐어요. 여세요. 어차피 다들 보고 있으니까.</w:t>
-      </w:r>
-    </w:p>
-    <w:p>
-      <w:pPr>
-        <w:pStyle w:val="BodyText"/>
-      </w:pPr>
-      <w:r>
-        <w:t xml:space="preserve">알렉세이: 액자. 종이. 손글씨. 「해를 끼치지 마라」. 이거… 이게 필체예요?</w:t>
-      </w:r>
-    </w:p>
-    <w:p>
-      <w:pPr>
-        <w:pStyle w:val="BodyText"/>
-      </w:pPr>
-      <w:r>
-        <w:t xml:space="preserve">마리나: 사본이에요. 아버지 필체. 원본은 지금도 아버지 책상 위에 걸려 있어요, 이제 수술은 안 하시지만. 여든한 살이에요. 기사를 읽고 그러셨어요: 「그들에게 가져다줘. 나란히 걸게. 종이 두 장이 한 장보다 낫다」.</w:t>
-      </w:r>
-    </w:p>
-    <w:p>
-      <w:pPr>
-        <w:pStyle w:val="BodyText"/>
-      </w:pPr>
-      <w:r>
-        <w:t xml:space="preserve">이리나: 어디에 걸까요?</w:t>
-      </w:r>
-    </w:p>
-    <w:p>
-      <w:pPr>
-        <w:pStyle w:val="BodyText"/>
-      </w:pPr>
-      <w:r>
-        <w:t xml:space="preserve">마리나: 판지 옆에요. 다만 똑바로. 액자는 — 페테르부르크예요. 똑바로 걸어야 해요.</w:t>
-      </w:r>
-    </w:p>
-    <w:p>
-      <w:pPr>
-        <w:pStyle w:val="BodyText"/>
-      </w:pPr>
-      <w:r>
-        <w:t xml:space="preserve">알렉세이: 첫 초록 핀. 페테르부르크. 지역 독점. 3년.</w:t>
-      </w:r>
-    </w:p>
-    <w:p>
-      <w:pPr>
-        <w:pStyle w:val="BodyText"/>
-      </w:pPr>
-      <w:r>
-        <w:t xml:space="preserve">마리나: 3년. 내가 계획을 지키면. 당신들이 코드를 지키면. 올가 페트로브나가 쉼표를 다 찾으면.</w:t>
+        <w:t xml:space="preserve">올가: 이르마 티그라노브나가 실기를 한 번에 통과했으니 계약서는 준비됐어요. 다만 쉼표를 세 개 더 찾았어요.</w:t>
+      </w:r>
+    </w:p>
+    <w:p>
+      <w:pPr>
+        <w:pStyle w:val="BodyText"/>
+      </w:pPr>
+      <w:r>
+        <w:t xml:space="preserve">마리나: 12쪽에 쉼표가 겨우 세 개요? 훨씬 많을 줄 알았어요.</w:t>
+      </w:r>
+    </w:p>
+    <w:p>
+      <w:pPr>
+        <w:pStyle w:val="BodyText"/>
+      </w:pPr>
+      <w:r>
+        <w:t xml:space="preserve">올가: 서른 개였는데, 스물일곱 개는 어젯밤에 다들 잘 때 찾았어요.</w:t>
+      </w:r>
+    </w:p>
+    <w:p>
+      <w:pPr>
+        <w:pStyle w:val="BodyText"/>
+      </w:pPr>
+      <w:r>
+        <w:t xml:space="preserve">이리나: 이제 서명이요. 한쪽 대표이사, 다른 쪽 대표이사, 그리고 두 번째 서명은 벨로바예요.</w:t>
+      </w:r>
+    </w:p>
+    <w:p>
+      <w:pPr>
+        <w:pStyle w:val="BodyText"/>
+      </w:pPr>
+      <w:r>
+        <w:t xml:space="preserve">마리나: 두 번째 서명이요? 항상 서명을 두 개씩 하세요?</w:t>
+      </w:r>
+    </w:p>
+    <w:p>
+      <w:pPr>
+        <w:pStyle w:val="BodyText"/>
+      </w:pPr>
+      <w:r>
+        <w:t xml:space="preserve">이리나: 첫날부터 항상이요. 서명 두 개는 사람이 아니라 실수를 막아 주거든요.</w:t>
+      </w:r>
+    </w:p>
+    <w:p>
+      <w:pPr>
+        <w:pStyle w:val="BodyText"/>
+      </w:pPr>
+      <w:r>
+        <w:t xml:space="preserve">마리나: 서명했어요. 알렉세이 니콜라예비치, 선물이 있어요. 다만 모두 앞에서 열지는 마세요.</w:t>
+      </w:r>
+    </w:p>
+    <w:p>
+      <w:pPr>
+        <w:pStyle w:val="BodyText"/>
+      </w:pPr>
+      <w:r>
+        <w:t xml:space="preserve">알렉세이: 왜 모두 앞에서는 안 돼요, 비밀이 아니라면요?</w:t>
+      </w:r>
+    </w:p>
+    <w:p>
+      <w:pPr>
+        <w:pStyle w:val="BodyText"/>
+      </w:pPr>
+      <w:r>
+        <w:t xml:space="preserve">마리나: 개인적인 거라서요. 됐어요, 여세요. 어차피 다들 보고 있으니까.</w:t>
+      </w:r>
+    </w:p>
+    <w:p>
+      <w:pPr>
+        <w:pStyle w:val="BodyText"/>
+      </w:pPr>
+      <w:r>
+        <w:t xml:space="preserve">알렉세이: 액자네요. 그 안에 손으로 쓴 종이가 있어요. 「해를 끼치지 말라」. 이건… 누구 글씨예요?</w:t>
+      </w:r>
+    </w:p>
+    <w:p>
+      <w:pPr>
+        <w:pStyle w:val="BodyText"/>
+      </w:pPr>
+      <w:r>
+        <w:t xml:space="preserve">마리나: 복사본인데, 글씨는 제 아버지 거예요. 원본은 지금도 아버지 책상 위에 걸려 있어요. 이제 수술은 안 하시지만요, 여든한 살이시거든요. 당신들 기사를 읽고 말씀하셨어요: 「갖다 드려라. 나란히 걸어 두게. 종이 두 장이 한 장보다 낫다」.</w:t>
+      </w:r>
+    </w:p>
+    <w:p>
+      <w:pPr>
+        <w:pStyle w:val="BodyText"/>
+      </w:pPr>
+      <w:r>
+        <w:t xml:space="preserve">이리나: 고마워요, 정말 감동적이네요. 그런데 어디에 걸어야 할까요?</w:t>
+      </w:r>
+    </w:p>
+    <w:p>
+      <w:pPr>
+        <w:pStyle w:val="BodyText"/>
+      </w:pPr>
+      <w:r>
+        <w:t xml:space="preserve">마리나: 판지 옆에요, 다만 반듯하게요. 액자는 페테르부르크라서 반듯하게 걸어야 하거든요.</w:t>
+      </w:r>
+    </w:p>
+    <w:p>
+      <w:pPr>
+        <w:pStyle w:val="BodyText"/>
+      </w:pPr>
+      <w:r>
+        <w:t xml:space="preserve">알렉세이: 우리의 첫 초록 핀이에요. 페테르부르크, 그리고 3년간의 지역 독점.</w:t>
+      </w:r>
+    </w:p>
+    <w:p>
+      <w:pPr>
+        <w:pStyle w:val="BodyText"/>
+      </w:pPr>
+      <w:r>
+        <w:t xml:space="preserve">마리나: 3년간이요. 제가 계획을 달성하고, 당신들이 코드를 지키고, 올가 페트로브나가 쉼표를 다 찾으면요.</w:t>
       </w:r>
     </w:p>
     <w:bookmarkEnd w:id="37"/>
